--- a/resources/a-level-economics-inflation-two-households/A-Level-Economics-Inflation-Two-Households-Teacher.docx
+++ b/resources/a-level-economics-inflation-two-households/A-Level-Economics-Inflation-Two-Households-Teacher.docx
@@ -61,13 +61,13 @@
         <w:tc>
           <w:tcPr>
             <w:tcW w:type="dxa" w:w="3858"/>
-            <w:shd w:fill="142D40"/>
             <w:tcBorders>
               <w:top w:val="single" w:sz="4" w:color="D9D9D9"/>
               <w:bottom w:val="single" w:sz="4" w:color="D9D9D9"/>
               <w:left w:val="single" w:sz="4" w:color="D9D9D9"/>
               <w:right w:val="single" w:sz="4" w:color="D9D9D9"/>
             </w:tcBorders>
+            <w:shd w:fill="142D40"/>
             <w:tcMar>
               <w:top w:w="85" w:type="dxa"/>
               <w:bottom w:w="85" w:type="dxa"/>
@@ -92,13 +92,13 @@
         <w:tc>
           <w:tcPr>
             <w:tcW w:type="dxa" w:w="1218"/>
-            <w:shd w:fill="142D40"/>
             <w:tcBorders>
               <w:top w:val="single" w:sz="4" w:color="D9D9D9"/>
               <w:bottom w:val="single" w:sz="4" w:color="D9D9D9"/>
               <w:left w:val="single" w:sz="4" w:color="D9D9D9"/>
               <w:right w:val="single" w:sz="4" w:color="D9D9D9"/>
             </w:tcBorders>
+            <w:shd w:fill="142D40"/>
             <w:tcMar>
               <w:top w:w="85" w:type="dxa"/>
               <w:bottom w:w="85" w:type="dxa"/>
@@ -123,13 +123,13 @@
         <w:tc>
           <w:tcPr>
             <w:tcW w:type="dxa" w:w="5076"/>
-            <w:shd w:fill="142D40"/>
             <w:tcBorders>
               <w:top w:val="single" w:sz="4" w:color="D9D9D9"/>
               <w:bottom w:val="single" w:sz="4" w:color="D9D9D9"/>
               <w:left w:val="single" w:sz="4" w:color="D9D9D9"/>
               <w:right w:val="single" w:sz="4" w:color="D9D9D9"/>
             </w:tcBorders>
+            <w:shd w:fill="142D40"/>
             <w:tcMar>
               <w:top w:w="85" w:type="dxa"/>
               <w:bottom w:w="85" w:type="dxa"/>
@@ -156,13 +156,13 @@
         <w:tc>
           <w:tcPr>
             <w:tcW w:type="dxa" w:w="3858"/>
-            <w:shd w:fill="FFFFFF"/>
             <w:tcBorders>
               <w:top w:val="single" w:sz="4" w:color="D9D9D9"/>
               <w:bottom w:val="single" w:sz="4" w:color="D9D9D9"/>
               <w:left w:val="single" w:sz="4" w:color="D9D9D9"/>
               <w:right w:val="single" w:sz="4" w:color="D9D9D9"/>
             </w:tcBorders>
+            <w:shd w:fill="FFFFFF"/>
             <w:tcMar>
               <w:top w:w="85" w:type="dxa"/>
               <w:bottom w:w="85" w:type="dxa"/>
@@ -187,13 +187,13 @@
         <w:tc>
           <w:tcPr>
             <w:tcW w:type="dxa" w:w="1218"/>
-            <w:shd w:fill="FFFFFF"/>
             <w:tcBorders>
               <w:top w:val="single" w:sz="4" w:color="D9D9D9"/>
               <w:bottom w:val="single" w:sz="4" w:color="D9D9D9"/>
               <w:left w:val="single" w:sz="4" w:color="D9D9D9"/>
               <w:right w:val="single" w:sz="4" w:color="D9D9D9"/>
             </w:tcBorders>
+            <w:shd w:fill="FFFFFF"/>
             <w:tcMar>
               <w:top w:w="85" w:type="dxa"/>
               <w:bottom w:w="85" w:type="dxa"/>
@@ -218,13 +218,13 @@
         <w:tc>
           <w:tcPr>
             <w:tcW w:type="dxa" w:w="5076"/>
-            <w:shd w:fill="FFFFFF"/>
             <w:tcBorders>
               <w:top w:val="single" w:sz="4" w:color="D9D9D9"/>
               <w:bottom w:val="single" w:sz="4" w:color="D9D9D9"/>
               <w:left w:val="single" w:sz="4" w:color="D9D9D9"/>
               <w:right w:val="single" w:sz="4" w:color="D9D9D9"/>
             </w:tcBorders>
+            <w:shd w:fill="FFFFFF"/>
             <w:tcMar>
               <w:top w:w="85" w:type="dxa"/>
               <w:bottom w:w="85" w:type="dxa"/>
@@ -251,13 +251,13 @@
         <w:tc>
           <w:tcPr>
             <w:tcW w:type="dxa" w:w="3858"/>
-            <w:shd w:fill="F1F5F7"/>
             <w:tcBorders>
               <w:top w:val="single" w:sz="4" w:color="D9D9D9"/>
               <w:bottom w:val="single" w:sz="4" w:color="D9D9D9"/>
               <w:left w:val="single" w:sz="4" w:color="D9D9D9"/>
               <w:right w:val="single" w:sz="4" w:color="D9D9D9"/>
             </w:tcBorders>
+            <w:shd w:fill="F1F5F7"/>
             <w:tcMar>
               <w:top w:w="85" w:type="dxa"/>
               <w:bottom w:w="85" w:type="dxa"/>
@@ -282,13 +282,13 @@
         <w:tc>
           <w:tcPr>
             <w:tcW w:type="dxa" w:w="1218"/>
-            <w:shd w:fill="F1F5F7"/>
             <w:tcBorders>
               <w:top w:val="single" w:sz="4" w:color="D9D9D9"/>
               <w:bottom w:val="single" w:sz="4" w:color="D9D9D9"/>
               <w:left w:val="single" w:sz="4" w:color="D9D9D9"/>
               <w:right w:val="single" w:sz="4" w:color="D9D9D9"/>
             </w:tcBorders>
+            <w:shd w:fill="F1F5F7"/>
             <w:tcMar>
               <w:top w:w="85" w:type="dxa"/>
               <w:bottom w:w="85" w:type="dxa"/>
@@ -313,13 +313,13 @@
         <w:tc>
           <w:tcPr>
             <w:tcW w:type="dxa" w:w="5076"/>
-            <w:shd w:fill="F1F5F7"/>
             <w:tcBorders>
               <w:top w:val="single" w:sz="4" w:color="D9D9D9"/>
               <w:bottom w:val="single" w:sz="4" w:color="D9D9D9"/>
               <w:left w:val="single" w:sz="4" w:color="D9D9D9"/>
               <w:right w:val="single" w:sz="4" w:color="D9D9D9"/>
             </w:tcBorders>
+            <w:shd w:fill="F1F5F7"/>
             <w:tcMar>
               <w:top w:w="85" w:type="dxa"/>
               <w:bottom w:w="85" w:type="dxa"/>
@@ -346,13 +346,13 @@
         <w:tc>
           <w:tcPr>
             <w:tcW w:type="dxa" w:w="3858"/>
-            <w:shd w:fill="FFFFFF"/>
             <w:tcBorders>
               <w:top w:val="single" w:sz="4" w:color="D9D9D9"/>
               <w:bottom w:val="single" w:sz="4" w:color="D9D9D9"/>
               <w:left w:val="single" w:sz="4" w:color="D9D9D9"/>
               <w:right w:val="single" w:sz="4" w:color="D9D9D9"/>
             </w:tcBorders>
+            <w:shd w:fill="FFFFFF"/>
             <w:tcMar>
               <w:top w:w="85" w:type="dxa"/>
               <w:bottom w:w="85" w:type="dxa"/>
@@ -377,13 +377,13 @@
         <w:tc>
           <w:tcPr>
             <w:tcW w:type="dxa" w:w="1218"/>
-            <w:shd w:fill="FFFFFF"/>
             <w:tcBorders>
               <w:top w:val="single" w:sz="4" w:color="D9D9D9"/>
               <w:bottom w:val="single" w:sz="4" w:color="D9D9D9"/>
               <w:left w:val="single" w:sz="4" w:color="D9D9D9"/>
               <w:right w:val="single" w:sz="4" w:color="D9D9D9"/>
             </w:tcBorders>
+            <w:shd w:fill="FFFFFF"/>
             <w:tcMar>
               <w:top w:w="85" w:type="dxa"/>
               <w:bottom w:w="85" w:type="dxa"/>
@@ -408,13 +408,13 @@
         <w:tc>
           <w:tcPr>
             <w:tcW w:type="dxa" w:w="5076"/>
-            <w:shd w:fill="FFFFFF"/>
             <w:tcBorders>
               <w:top w:val="single" w:sz="4" w:color="D9D9D9"/>
               <w:bottom w:val="single" w:sz="4" w:color="D9D9D9"/>
               <w:left w:val="single" w:sz="4" w:color="D9D9D9"/>
               <w:right w:val="single" w:sz="4" w:color="D9D9D9"/>
             </w:tcBorders>
+            <w:shd w:fill="FFFFFF"/>
             <w:tcMar>
               <w:top w:w="85" w:type="dxa"/>
               <w:bottom w:w="85" w:type="dxa"/>
@@ -441,13 +441,13 @@
         <w:tc>
           <w:tcPr>
             <w:tcW w:type="dxa" w:w="3858"/>
-            <w:shd w:fill="F1F5F7"/>
             <w:tcBorders>
               <w:top w:val="single" w:sz="4" w:color="D9D9D9"/>
               <w:bottom w:val="single" w:sz="4" w:color="D9D9D9"/>
               <w:left w:val="single" w:sz="4" w:color="D9D9D9"/>
               <w:right w:val="single" w:sz="4" w:color="D9D9D9"/>
             </w:tcBorders>
+            <w:shd w:fill="F1F5F7"/>
             <w:tcMar>
               <w:top w:w="85" w:type="dxa"/>
               <w:bottom w:w="85" w:type="dxa"/>
@@ -472,13 +472,13 @@
         <w:tc>
           <w:tcPr>
             <w:tcW w:type="dxa" w:w="1218"/>
-            <w:shd w:fill="F1F5F7"/>
             <w:tcBorders>
               <w:top w:val="single" w:sz="4" w:color="D9D9D9"/>
               <w:bottom w:val="single" w:sz="4" w:color="D9D9D9"/>
               <w:left w:val="single" w:sz="4" w:color="D9D9D9"/>
               <w:right w:val="single" w:sz="4" w:color="D9D9D9"/>
             </w:tcBorders>
+            <w:shd w:fill="F1F5F7"/>
             <w:tcMar>
               <w:top w:w="85" w:type="dxa"/>
               <w:bottom w:w="85" w:type="dxa"/>
@@ -503,13 +503,13 @@
         <w:tc>
           <w:tcPr>
             <w:tcW w:type="dxa" w:w="5076"/>
-            <w:shd w:fill="F1F5F7"/>
             <w:tcBorders>
               <w:top w:val="single" w:sz="4" w:color="D9D9D9"/>
               <w:bottom w:val="single" w:sz="4" w:color="D9D9D9"/>
               <w:left w:val="single" w:sz="4" w:color="D9D9D9"/>
               <w:right w:val="single" w:sz="4" w:color="D9D9D9"/>
             </w:tcBorders>
+            <w:shd w:fill="F1F5F7"/>
             <w:tcMar>
               <w:top w:w="85" w:type="dxa"/>
               <w:bottom w:w="85" w:type="dxa"/>
@@ -536,13 +536,13 @@
         <w:tc>
           <w:tcPr>
             <w:tcW w:type="dxa" w:w="3858"/>
-            <w:shd w:fill="FFFFFF"/>
             <w:tcBorders>
               <w:top w:val="single" w:sz="4" w:color="D9D9D9"/>
               <w:bottom w:val="single" w:sz="4" w:color="D9D9D9"/>
               <w:left w:val="single" w:sz="4" w:color="D9D9D9"/>
               <w:right w:val="single" w:sz="4" w:color="D9D9D9"/>
             </w:tcBorders>
+            <w:shd w:fill="FFFFFF"/>
             <w:tcMar>
               <w:top w:w="85" w:type="dxa"/>
               <w:bottom w:w="85" w:type="dxa"/>
@@ -567,13 +567,13 @@
         <w:tc>
           <w:tcPr>
             <w:tcW w:type="dxa" w:w="1218"/>
-            <w:shd w:fill="FFFFFF"/>
             <w:tcBorders>
               <w:top w:val="single" w:sz="4" w:color="D9D9D9"/>
               <w:bottom w:val="single" w:sz="4" w:color="D9D9D9"/>
               <w:left w:val="single" w:sz="4" w:color="D9D9D9"/>
               <w:right w:val="single" w:sz="4" w:color="D9D9D9"/>
             </w:tcBorders>
+            <w:shd w:fill="FFFFFF"/>
             <w:tcMar>
               <w:top w:w="85" w:type="dxa"/>
               <w:bottom w:w="85" w:type="dxa"/>
@@ -598,13 +598,13 @@
         <w:tc>
           <w:tcPr>
             <w:tcW w:type="dxa" w:w="5076"/>
-            <w:shd w:fill="FFFFFF"/>
             <w:tcBorders>
               <w:top w:val="single" w:sz="4" w:color="D9D9D9"/>
               <w:bottom w:val="single" w:sz="4" w:color="D9D9D9"/>
               <w:left w:val="single" w:sz="4" w:color="D9D9D9"/>
               <w:right w:val="single" w:sz="4" w:color="D9D9D9"/>
             </w:tcBorders>
+            <w:shd w:fill="FFFFFF"/>
             <w:tcMar>
               <w:top w:w="85" w:type="dxa"/>
               <w:bottom w:w="85" w:type="dxa"/>
@@ -631,13 +631,13 @@
         <w:tc>
           <w:tcPr>
             <w:tcW w:type="dxa" w:w="3858"/>
-            <w:shd w:fill="F1F5F7"/>
             <w:tcBorders>
               <w:top w:val="single" w:sz="4" w:color="D9D9D9"/>
               <w:bottom w:val="single" w:sz="4" w:color="D9D9D9"/>
               <w:left w:val="single" w:sz="4" w:color="D9D9D9"/>
               <w:right w:val="single" w:sz="4" w:color="D9D9D9"/>
             </w:tcBorders>
+            <w:shd w:fill="F1F5F7"/>
             <w:tcMar>
               <w:top w:w="85" w:type="dxa"/>
               <w:bottom w:w="85" w:type="dxa"/>
@@ -662,13 +662,13 @@
         <w:tc>
           <w:tcPr>
             <w:tcW w:type="dxa" w:w="1218"/>
-            <w:shd w:fill="F1F5F7"/>
             <w:tcBorders>
               <w:top w:val="single" w:sz="4" w:color="D9D9D9"/>
               <w:bottom w:val="single" w:sz="4" w:color="D9D9D9"/>
               <w:left w:val="single" w:sz="4" w:color="D9D9D9"/>
               <w:right w:val="single" w:sz="4" w:color="D9D9D9"/>
             </w:tcBorders>
+            <w:shd w:fill="F1F5F7"/>
             <w:tcMar>
               <w:top w:w="85" w:type="dxa"/>
               <w:bottom w:w="85" w:type="dxa"/>
@@ -693,13 +693,13 @@
         <w:tc>
           <w:tcPr>
             <w:tcW w:type="dxa" w:w="5076"/>
-            <w:shd w:fill="F1F5F7"/>
             <w:tcBorders>
               <w:top w:val="single" w:sz="4" w:color="D9D9D9"/>
               <w:bottom w:val="single" w:sz="4" w:color="D9D9D9"/>
               <w:left w:val="single" w:sz="4" w:color="D9D9D9"/>
               <w:right w:val="single" w:sz="4" w:color="D9D9D9"/>
             </w:tcBorders>
+            <w:shd w:fill="F1F5F7"/>
             <w:tcMar>
               <w:top w:w="85" w:type="dxa"/>
               <w:bottom w:w="85" w:type="dxa"/>
@@ -726,13 +726,13 @@
         <w:tc>
           <w:tcPr>
             <w:tcW w:type="dxa" w:w="3858"/>
-            <w:shd w:fill="FFFFFF"/>
             <w:tcBorders>
               <w:top w:val="single" w:sz="4" w:color="D9D9D9"/>
               <w:bottom w:val="single" w:sz="4" w:color="D9D9D9"/>
               <w:left w:val="single" w:sz="4" w:color="D9D9D9"/>
               <w:right w:val="single" w:sz="4" w:color="D9D9D9"/>
             </w:tcBorders>
+            <w:shd w:fill="FFFFFF"/>
             <w:tcMar>
               <w:top w:w="85" w:type="dxa"/>
               <w:bottom w:w="85" w:type="dxa"/>
@@ -757,13 +757,13 @@
         <w:tc>
           <w:tcPr>
             <w:tcW w:type="dxa" w:w="1218"/>
-            <w:shd w:fill="FFFFFF"/>
             <w:tcBorders>
               <w:top w:val="single" w:sz="4" w:color="D9D9D9"/>
               <w:bottom w:val="single" w:sz="4" w:color="D9D9D9"/>
               <w:left w:val="single" w:sz="4" w:color="D9D9D9"/>
               <w:right w:val="single" w:sz="4" w:color="D9D9D9"/>
             </w:tcBorders>
+            <w:shd w:fill="FFFFFF"/>
             <w:tcMar>
               <w:top w:w="85" w:type="dxa"/>
               <w:bottom w:w="85" w:type="dxa"/>
@@ -788,13 +788,13 @@
         <w:tc>
           <w:tcPr>
             <w:tcW w:type="dxa" w:w="5076"/>
-            <w:shd w:fill="FFFFFF"/>
             <w:tcBorders>
               <w:top w:val="single" w:sz="4" w:color="D9D9D9"/>
               <w:bottom w:val="single" w:sz="4" w:color="D9D9D9"/>
               <w:left w:val="single" w:sz="4" w:color="D9D9D9"/>
               <w:right w:val="single" w:sz="4" w:color="D9D9D9"/>
             </w:tcBorders>
+            <w:shd w:fill="FFFFFF"/>
             <w:tcMar>
               <w:top w:w="85" w:type="dxa"/>
               <w:bottom w:w="85" w:type="dxa"/>
@@ -821,13 +821,13 @@
         <w:tc>
           <w:tcPr>
             <w:tcW w:type="dxa" w:w="3858"/>
-            <w:shd w:fill="F1F5F7"/>
             <w:tcBorders>
               <w:top w:val="single" w:sz="4" w:color="D9D9D9"/>
               <w:bottom w:val="single" w:sz="4" w:color="D9D9D9"/>
               <w:left w:val="single" w:sz="4" w:color="D9D9D9"/>
               <w:right w:val="single" w:sz="4" w:color="D9D9D9"/>
             </w:tcBorders>
+            <w:shd w:fill="F1F5F7"/>
             <w:tcMar>
               <w:top w:w="85" w:type="dxa"/>
               <w:bottom w:w="85" w:type="dxa"/>
@@ -852,13 +852,13 @@
         <w:tc>
           <w:tcPr>
             <w:tcW w:type="dxa" w:w="1218"/>
-            <w:shd w:fill="F1F5F7"/>
             <w:tcBorders>
               <w:top w:val="single" w:sz="4" w:color="D9D9D9"/>
               <w:bottom w:val="single" w:sz="4" w:color="D9D9D9"/>
               <w:left w:val="single" w:sz="4" w:color="D9D9D9"/>
               <w:right w:val="single" w:sz="4" w:color="D9D9D9"/>
             </w:tcBorders>
+            <w:shd w:fill="F1F5F7"/>
             <w:tcMar>
               <w:top w:w="85" w:type="dxa"/>
               <w:bottom w:w="85" w:type="dxa"/>
@@ -883,13 +883,13 @@
         <w:tc>
           <w:tcPr>
             <w:tcW w:type="dxa" w:w="5076"/>
-            <w:shd w:fill="F1F5F7"/>
             <w:tcBorders>
               <w:top w:val="single" w:sz="4" w:color="D9D9D9"/>
               <w:bottom w:val="single" w:sz="4" w:color="D9D9D9"/>
               <w:left w:val="single" w:sz="4" w:color="D9D9D9"/>
               <w:right w:val="single" w:sz="4" w:color="D9D9D9"/>
             </w:tcBorders>
+            <w:shd w:fill="F1F5F7"/>
             <w:tcMar>
               <w:top w:w="85" w:type="dxa"/>
               <w:bottom w:w="85" w:type="dxa"/>
@@ -960,13 +960,13 @@
         <w:tc>
           <w:tcPr>
             <w:tcW w:type="dxa" w:w="3655"/>
-            <w:shd w:fill="142D40"/>
             <w:tcBorders>
               <w:top w:val="single" w:sz="4" w:color="D9D9D9"/>
               <w:bottom w:val="single" w:sz="4" w:color="D9D9D9"/>
               <w:left w:val="single" w:sz="4" w:color="D9D9D9"/>
               <w:right w:val="single" w:sz="4" w:color="D9D9D9"/>
             </w:tcBorders>
+            <w:shd w:fill="142D40"/>
             <w:tcMar>
               <w:top w:w="85" w:type="dxa"/>
               <w:bottom w:w="85" w:type="dxa"/>
@@ -991,13 +991,13 @@
         <w:tc>
           <w:tcPr>
             <w:tcW w:type="dxa" w:w="2030"/>
-            <w:shd w:fill="142D40"/>
             <w:tcBorders>
               <w:top w:val="single" w:sz="4" w:color="D9D9D9"/>
               <w:bottom w:val="single" w:sz="4" w:color="D9D9D9"/>
               <w:left w:val="single" w:sz="4" w:color="D9D9D9"/>
               <w:right w:val="single" w:sz="4" w:color="D9D9D9"/>
             </w:tcBorders>
+            <w:shd w:fill="142D40"/>
             <w:tcMar>
               <w:top w:w="85" w:type="dxa"/>
               <w:bottom w:w="85" w:type="dxa"/>
@@ -1022,13 +1022,13 @@
         <w:tc>
           <w:tcPr>
             <w:tcW w:type="dxa" w:w="4467"/>
-            <w:shd w:fill="142D40"/>
             <w:tcBorders>
               <w:top w:val="single" w:sz="4" w:color="D9D9D9"/>
               <w:bottom w:val="single" w:sz="4" w:color="D9D9D9"/>
               <w:left w:val="single" w:sz="4" w:color="D9D9D9"/>
               <w:right w:val="single" w:sz="4" w:color="D9D9D9"/>
             </w:tcBorders>
+            <w:shd w:fill="142D40"/>
             <w:tcMar>
               <w:top w:w="85" w:type="dxa"/>
               <w:bottom w:w="85" w:type="dxa"/>
@@ -1055,13 +1055,13 @@
         <w:tc>
           <w:tcPr>
             <w:tcW w:type="dxa" w:w="3655"/>
-            <w:shd w:fill="FFFFFF"/>
             <w:tcBorders>
               <w:top w:val="single" w:sz="4" w:color="D9D9D9"/>
               <w:bottom w:val="single" w:sz="4" w:color="D9D9D9"/>
               <w:left w:val="single" w:sz="4" w:color="D9D9D9"/>
               <w:right w:val="single" w:sz="4" w:color="D9D9D9"/>
             </w:tcBorders>
+            <w:shd w:fill="FFFFFF"/>
             <w:tcMar>
               <w:top w:w="85" w:type="dxa"/>
               <w:bottom w:w="85" w:type="dxa"/>
@@ -1086,13 +1086,13 @@
         <w:tc>
           <w:tcPr>
             <w:tcW w:type="dxa" w:w="2030"/>
-            <w:shd w:fill="FFFFFF"/>
             <w:tcBorders>
               <w:top w:val="single" w:sz="4" w:color="D9D9D9"/>
               <w:bottom w:val="single" w:sz="4" w:color="D9D9D9"/>
               <w:left w:val="single" w:sz="4" w:color="D9D9D9"/>
               <w:right w:val="single" w:sz="4" w:color="D9D9D9"/>
             </w:tcBorders>
+            <w:shd w:fill="FFFFFF"/>
             <w:tcMar>
               <w:top w:w="85" w:type="dxa"/>
               <w:bottom w:w="85" w:type="dxa"/>
@@ -1117,13 +1117,13 @@
         <w:tc>
           <w:tcPr>
             <w:tcW w:type="dxa" w:w="4467"/>
-            <w:shd w:fill="FFFFFF"/>
             <w:tcBorders>
               <w:top w:val="single" w:sz="4" w:color="D9D9D9"/>
               <w:bottom w:val="single" w:sz="4" w:color="D9D9D9"/>
               <w:left w:val="single" w:sz="4" w:color="D9D9D9"/>
               <w:right w:val="single" w:sz="4" w:color="D9D9D9"/>
             </w:tcBorders>
+            <w:shd w:fill="FFFFFF"/>
             <w:tcMar>
               <w:top w:w="85" w:type="dxa"/>
               <w:bottom w:w="85" w:type="dxa"/>
@@ -1150,13 +1150,13 @@
         <w:tc>
           <w:tcPr>
             <w:tcW w:type="dxa" w:w="3655"/>
-            <w:shd w:fill="F1F5F7"/>
             <w:tcBorders>
               <w:top w:val="single" w:sz="4" w:color="D9D9D9"/>
               <w:bottom w:val="single" w:sz="4" w:color="D9D9D9"/>
               <w:left w:val="single" w:sz="4" w:color="D9D9D9"/>
               <w:right w:val="single" w:sz="4" w:color="D9D9D9"/>
             </w:tcBorders>
+            <w:shd w:fill="F1F5F7"/>
             <w:tcMar>
               <w:top w:w="85" w:type="dxa"/>
               <w:bottom w:w="85" w:type="dxa"/>
@@ -1181,13 +1181,13 @@
         <w:tc>
           <w:tcPr>
             <w:tcW w:type="dxa" w:w="2030"/>
-            <w:shd w:fill="F1F5F7"/>
             <w:tcBorders>
               <w:top w:val="single" w:sz="4" w:color="D9D9D9"/>
               <w:bottom w:val="single" w:sz="4" w:color="D9D9D9"/>
               <w:left w:val="single" w:sz="4" w:color="D9D9D9"/>
               <w:right w:val="single" w:sz="4" w:color="D9D9D9"/>
             </w:tcBorders>
+            <w:shd w:fill="F1F5F7"/>
             <w:tcMar>
               <w:top w:w="85" w:type="dxa"/>
               <w:bottom w:w="85" w:type="dxa"/>
@@ -1212,13 +1212,13 @@
         <w:tc>
           <w:tcPr>
             <w:tcW w:type="dxa" w:w="4467"/>
-            <w:shd w:fill="F1F5F7"/>
             <w:tcBorders>
               <w:top w:val="single" w:sz="4" w:color="D9D9D9"/>
               <w:bottom w:val="single" w:sz="4" w:color="D9D9D9"/>
               <w:left w:val="single" w:sz="4" w:color="D9D9D9"/>
               <w:right w:val="single" w:sz="4" w:color="D9D9D9"/>
             </w:tcBorders>
+            <w:shd w:fill="F1F5F7"/>
             <w:tcMar>
               <w:top w:w="85" w:type="dxa"/>
               <w:bottom w:w="85" w:type="dxa"/>
@@ -1245,13 +1245,13 @@
         <w:tc>
           <w:tcPr>
             <w:tcW w:type="dxa" w:w="3655"/>
-            <w:shd w:fill="FFFFFF"/>
             <w:tcBorders>
               <w:top w:val="single" w:sz="4" w:color="D9D9D9"/>
               <w:bottom w:val="single" w:sz="4" w:color="D9D9D9"/>
               <w:left w:val="single" w:sz="4" w:color="D9D9D9"/>
               <w:right w:val="single" w:sz="4" w:color="D9D9D9"/>
             </w:tcBorders>
+            <w:shd w:fill="FFFFFF"/>
             <w:tcMar>
               <w:top w:w="85" w:type="dxa"/>
               <w:bottom w:w="85" w:type="dxa"/>
@@ -1276,13 +1276,13 @@
         <w:tc>
           <w:tcPr>
             <w:tcW w:type="dxa" w:w="2030"/>
-            <w:shd w:fill="FFFFFF"/>
             <w:tcBorders>
               <w:top w:val="single" w:sz="4" w:color="D9D9D9"/>
               <w:bottom w:val="single" w:sz="4" w:color="D9D9D9"/>
               <w:left w:val="single" w:sz="4" w:color="D9D9D9"/>
               <w:right w:val="single" w:sz="4" w:color="D9D9D9"/>
             </w:tcBorders>
+            <w:shd w:fill="FFFFFF"/>
             <w:tcMar>
               <w:top w:w="85" w:type="dxa"/>
               <w:bottom w:w="85" w:type="dxa"/>
@@ -1307,13 +1307,13 @@
         <w:tc>
           <w:tcPr>
             <w:tcW w:type="dxa" w:w="4467"/>
-            <w:shd w:fill="FFFFFF"/>
             <w:tcBorders>
               <w:top w:val="single" w:sz="4" w:color="D9D9D9"/>
               <w:bottom w:val="single" w:sz="4" w:color="D9D9D9"/>
               <w:left w:val="single" w:sz="4" w:color="D9D9D9"/>
               <w:right w:val="single" w:sz="4" w:color="D9D9D9"/>
             </w:tcBorders>
+            <w:shd w:fill="FFFFFF"/>
             <w:tcMar>
               <w:top w:w="85" w:type="dxa"/>
               <w:bottom w:w="85" w:type="dxa"/>
@@ -1340,13 +1340,13 @@
         <w:tc>
           <w:tcPr>
             <w:tcW w:type="dxa" w:w="3655"/>
-            <w:shd w:fill="F1F5F7"/>
             <w:tcBorders>
               <w:top w:val="single" w:sz="4" w:color="D9D9D9"/>
               <w:bottom w:val="single" w:sz="4" w:color="D9D9D9"/>
               <w:left w:val="single" w:sz="4" w:color="D9D9D9"/>
               <w:right w:val="single" w:sz="4" w:color="D9D9D9"/>
             </w:tcBorders>
+            <w:shd w:fill="F1F5F7"/>
             <w:tcMar>
               <w:top w:w="85" w:type="dxa"/>
               <w:bottom w:w="85" w:type="dxa"/>
@@ -1371,13 +1371,13 @@
         <w:tc>
           <w:tcPr>
             <w:tcW w:type="dxa" w:w="2030"/>
-            <w:shd w:fill="F1F5F7"/>
             <w:tcBorders>
               <w:top w:val="single" w:sz="4" w:color="D9D9D9"/>
               <w:bottom w:val="single" w:sz="4" w:color="D9D9D9"/>
               <w:left w:val="single" w:sz="4" w:color="D9D9D9"/>
               <w:right w:val="single" w:sz="4" w:color="D9D9D9"/>
             </w:tcBorders>
+            <w:shd w:fill="F1F5F7"/>
             <w:tcMar>
               <w:top w:w="85" w:type="dxa"/>
               <w:bottom w:w="85" w:type="dxa"/>
@@ -1402,13 +1402,13 @@
         <w:tc>
           <w:tcPr>
             <w:tcW w:type="dxa" w:w="4467"/>
-            <w:shd w:fill="F1F5F7"/>
             <w:tcBorders>
               <w:top w:val="single" w:sz="4" w:color="D9D9D9"/>
               <w:bottom w:val="single" w:sz="4" w:color="D9D9D9"/>
               <w:left w:val="single" w:sz="4" w:color="D9D9D9"/>
               <w:right w:val="single" w:sz="4" w:color="D9D9D9"/>
             </w:tcBorders>
+            <w:shd w:fill="F1F5F7"/>
             <w:tcMar>
               <w:top w:w="85" w:type="dxa"/>
               <w:bottom w:w="85" w:type="dxa"/>
@@ -1458,13 +1458,13 @@
         <w:tc>
           <w:tcPr>
             <w:tcW w:type="dxa" w:w="4061"/>
-            <w:shd w:fill="142D40"/>
             <w:tcBorders>
               <w:top w:val="single" w:sz="4" w:color="D9D9D9"/>
               <w:bottom w:val="single" w:sz="4" w:color="D9D9D9"/>
               <w:left w:val="single" w:sz="4" w:color="D9D9D9"/>
               <w:right w:val="single" w:sz="4" w:color="D9D9D9"/>
             </w:tcBorders>
+            <w:shd w:fill="142D40"/>
             <w:tcMar>
               <w:top w:w="85" w:type="dxa"/>
               <w:bottom w:w="85" w:type="dxa"/>
@@ -1489,13 +1489,13 @@
         <w:tc>
           <w:tcPr>
             <w:tcW w:type="dxa" w:w="1624"/>
-            <w:shd w:fill="142D40"/>
             <w:tcBorders>
               <w:top w:val="single" w:sz="4" w:color="D9D9D9"/>
               <w:bottom w:val="single" w:sz="4" w:color="D9D9D9"/>
               <w:left w:val="single" w:sz="4" w:color="D9D9D9"/>
               <w:right w:val="single" w:sz="4" w:color="D9D9D9"/>
             </w:tcBorders>
+            <w:shd w:fill="142D40"/>
             <w:tcMar>
               <w:top w:w="85" w:type="dxa"/>
               <w:bottom w:w="85" w:type="dxa"/>
@@ -1520,13 +1520,13 @@
         <w:tc>
           <w:tcPr>
             <w:tcW w:type="dxa" w:w="2030"/>
-            <w:shd w:fill="142D40"/>
             <w:tcBorders>
               <w:top w:val="single" w:sz="4" w:color="D9D9D9"/>
               <w:bottom w:val="single" w:sz="4" w:color="D9D9D9"/>
               <w:left w:val="single" w:sz="4" w:color="D9D9D9"/>
               <w:right w:val="single" w:sz="4" w:color="D9D9D9"/>
             </w:tcBorders>
+            <w:shd w:fill="142D40"/>
             <w:tcMar>
               <w:top w:w="85" w:type="dxa"/>
               <w:bottom w:w="85" w:type="dxa"/>
@@ -1551,13 +1551,13 @@
         <w:tc>
           <w:tcPr>
             <w:tcW w:type="dxa" w:w="2436"/>
-            <w:shd w:fill="142D40"/>
             <w:tcBorders>
               <w:top w:val="single" w:sz="4" w:color="D9D9D9"/>
               <w:bottom w:val="single" w:sz="4" w:color="D9D9D9"/>
               <w:left w:val="single" w:sz="4" w:color="D9D9D9"/>
               <w:right w:val="single" w:sz="4" w:color="D9D9D9"/>
             </w:tcBorders>
+            <w:shd w:fill="142D40"/>
             <w:tcMar>
               <w:top w:w="85" w:type="dxa"/>
               <w:bottom w:w="85" w:type="dxa"/>
@@ -1584,13 +1584,13 @@
         <w:tc>
           <w:tcPr>
             <w:tcW w:type="dxa" w:w="4061"/>
-            <w:shd w:fill="FFFFFF"/>
             <w:tcBorders>
               <w:top w:val="single" w:sz="4" w:color="D9D9D9"/>
               <w:bottom w:val="single" w:sz="4" w:color="D9D9D9"/>
               <w:left w:val="single" w:sz="4" w:color="D9D9D9"/>
               <w:right w:val="single" w:sz="4" w:color="D9D9D9"/>
             </w:tcBorders>
+            <w:shd w:fill="FFFFFF"/>
             <w:tcMar>
               <w:top w:w="85" w:type="dxa"/>
               <w:bottom w:w="85" w:type="dxa"/>
@@ -1615,13 +1615,13 @@
         <w:tc>
           <w:tcPr>
             <w:tcW w:type="dxa" w:w="1624"/>
-            <w:shd w:fill="FFFFFF"/>
             <w:tcBorders>
               <w:top w:val="single" w:sz="4" w:color="D9D9D9"/>
               <w:bottom w:val="single" w:sz="4" w:color="D9D9D9"/>
               <w:left w:val="single" w:sz="4" w:color="D9D9D9"/>
               <w:right w:val="single" w:sz="4" w:color="D9D9D9"/>
             </w:tcBorders>
+            <w:shd w:fill="FFFFFF"/>
             <w:tcMar>
               <w:top w:w="85" w:type="dxa"/>
               <w:bottom w:w="85" w:type="dxa"/>
@@ -1646,13 +1646,13 @@
         <w:tc>
           <w:tcPr>
             <w:tcW w:type="dxa" w:w="2030"/>
-            <w:shd w:fill="FFFFFF"/>
             <w:tcBorders>
               <w:top w:val="single" w:sz="4" w:color="D9D9D9"/>
               <w:bottom w:val="single" w:sz="4" w:color="D9D9D9"/>
               <w:left w:val="single" w:sz="4" w:color="D9D9D9"/>
               <w:right w:val="single" w:sz="4" w:color="D9D9D9"/>
             </w:tcBorders>
+            <w:shd w:fill="FFFFFF"/>
             <w:tcMar>
               <w:top w:w="85" w:type="dxa"/>
               <w:bottom w:w="85" w:type="dxa"/>
@@ -1677,13 +1677,13 @@
         <w:tc>
           <w:tcPr>
             <w:tcW w:type="dxa" w:w="2436"/>
-            <w:shd w:fill="FFFFFF"/>
             <w:tcBorders>
               <w:top w:val="single" w:sz="4" w:color="D9D9D9"/>
               <w:bottom w:val="single" w:sz="4" w:color="D9D9D9"/>
               <w:left w:val="single" w:sz="4" w:color="D9D9D9"/>
               <w:right w:val="single" w:sz="4" w:color="D9D9D9"/>
             </w:tcBorders>
+            <w:shd w:fill="FFFFFF"/>
             <w:tcMar>
               <w:top w:w="85" w:type="dxa"/>
               <w:bottom w:w="85" w:type="dxa"/>
@@ -1710,13 +1710,13 @@
         <w:tc>
           <w:tcPr>
             <w:tcW w:type="dxa" w:w="4061"/>
-            <w:shd w:fill="F1F5F7"/>
             <w:tcBorders>
               <w:top w:val="single" w:sz="4" w:color="D9D9D9"/>
               <w:bottom w:val="single" w:sz="4" w:color="D9D9D9"/>
               <w:left w:val="single" w:sz="4" w:color="D9D9D9"/>
               <w:right w:val="single" w:sz="4" w:color="D9D9D9"/>
             </w:tcBorders>
+            <w:shd w:fill="F1F5F7"/>
             <w:tcMar>
               <w:top w:w="85" w:type="dxa"/>
               <w:bottom w:w="85" w:type="dxa"/>
@@ -1741,13 +1741,13 @@
         <w:tc>
           <w:tcPr>
             <w:tcW w:type="dxa" w:w="1624"/>
-            <w:shd w:fill="F1F5F7"/>
             <w:tcBorders>
               <w:top w:val="single" w:sz="4" w:color="D9D9D9"/>
               <w:bottom w:val="single" w:sz="4" w:color="D9D9D9"/>
               <w:left w:val="single" w:sz="4" w:color="D9D9D9"/>
               <w:right w:val="single" w:sz="4" w:color="D9D9D9"/>
             </w:tcBorders>
+            <w:shd w:fill="F1F5F7"/>
             <w:tcMar>
               <w:top w:w="85" w:type="dxa"/>
               <w:bottom w:w="85" w:type="dxa"/>
@@ -1772,13 +1772,13 @@
         <w:tc>
           <w:tcPr>
             <w:tcW w:type="dxa" w:w="2030"/>
-            <w:shd w:fill="F1F5F7"/>
             <w:tcBorders>
               <w:top w:val="single" w:sz="4" w:color="D9D9D9"/>
               <w:bottom w:val="single" w:sz="4" w:color="D9D9D9"/>
               <w:left w:val="single" w:sz="4" w:color="D9D9D9"/>
               <w:right w:val="single" w:sz="4" w:color="D9D9D9"/>
             </w:tcBorders>
+            <w:shd w:fill="F1F5F7"/>
             <w:tcMar>
               <w:top w:w="85" w:type="dxa"/>
               <w:bottom w:w="85" w:type="dxa"/>
@@ -1803,13 +1803,13 @@
         <w:tc>
           <w:tcPr>
             <w:tcW w:type="dxa" w:w="2436"/>
-            <w:shd w:fill="F1F5F7"/>
             <w:tcBorders>
               <w:top w:val="single" w:sz="4" w:color="D9D9D9"/>
               <w:bottom w:val="single" w:sz="4" w:color="D9D9D9"/>
               <w:left w:val="single" w:sz="4" w:color="D9D9D9"/>
               <w:right w:val="single" w:sz="4" w:color="D9D9D9"/>
             </w:tcBorders>
+            <w:shd w:fill="F1F5F7"/>
             <w:tcMar>
               <w:top w:w="85" w:type="dxa"/>
               <w:bottom w:w="85" w:type="dxa"/>
@@ -1836,13 +1836,13 @@
         <w:tc>
           <w:tcPr>
             <w:tcW w:type="dxa" w:w="4061"/>
-            <w:shd w:fill="FFFFFF"/>
             <w:tcBorders>
               <w:top w:val="single" w:sz="4" w:color="D9D9D9"/>
               <w:bottom w:val="single" w:sz="4" w:color="D9D9D9"/>
               <w:left w:val="single" w:sz="4" w:color="D9D9D9"/>
               <w:right w:val="single" w:sz="4" w:color="D9D9D9"/>
             </w:tcBorders>
+            <w:shd w:fill="FFFFFF"/>
             <w:tcMar>
               <w:top w:w="85" w:type="dxa"/>
               <w:bottom w:w="85" w:type="dxa"/>
@@ -1867,13 +1867,13 @@
         <w:tc>
           <w:tcPr>
             <w:tcW w:type="dxa" w:w="1624"/>
-            <w:shd w:fill="FFFFFF"/>
             <w:tcBorders>
               <w:top w:val="single" w:sz="4" w:color="D9D9D9"/>
               <w:bottom w:val="single" w:sz="4" w:color="D9D9D9"/>
               <w:left w:val="single" w:sz="4" w:color="D9D9D9"/>
               <w:right w:val="single" w:sz="4" w:color="D9D9D9"/>
             </w:tcBorders>
+            <w:shd w:fill="FFFFFF"/>
             <w:tcMar>
               <w:top w:w="85" w:type="dxa"/>
               <w:bottom w:w="85" w:type="dxa"/>
@@ -1898,13 +1898,13 @@
         <w:tc>
           <w:tcPr>
             <w:tcW w:type="dxa" w:w="2030"/>
-            <w:shd w:fill="FFFFFF"/>
             <w:tcBorders>
               <w:top w:val="single" w:sz="4" w:color="D9D9D9"/>
               <w:bottom w:val="single" w:sz="4" w:color="D9D9D9"/>
               <w:left w:val="single" w:sz="4" w:color="D9D9D9"/>
               <w:right w:val="single" w:sz="4" w:color="D9D9D9"/>
             </w:tcBorders>
+            <w:shd w:fill="FFFFFF"/>
             <w:tcMar>
               <w:top w:w="85" w:type="dxa"/>
               <w:bottom w:w="85" w:type="dxa"/>
@@ -1929,13 +1929,13 @@
         <w:tc>
           <w:tcPr>
             <w:tcW w:type="dxa" w:w="2436"/>
-            <w:shd w:fill="FFFFFF"/>
             <w:tcBorders>
               <w:top w:val="single" w:sz="4" w:color="D9D9D9"/>
               <w:bottom w:val="single" w:sz="4" w:color="D9D9D9"/>
               <w:left w:val="single" w:sz="4" w:color="D9D9D9"/>
               <w:right w:val="single" w:sz="4" w:color="D9D9D9"/>
             </w:tcBorders>
+            <w:shd w:fill="FFFFFF"/>
             <w:tcMar>
               <w:top w:w="85" w:type="dxa"/>
               <w:bottom w:w="85" w:type="dxa"/>
@@ -1962,13 +1962,13 @@
         <w:tc>
           <w:tcPr>
             <w:tcW w:type="dxa" w:w="4061"/>
-            <w:shd w:fill="F1F5F7"/>
             <w:tcBorders>
               <w:top w:val="single" w:sz="4" w:color="D9D9D9"/>
               <w:bottom w:val="single" w:sz="4" w:color="D9D9D9"/>
               <w:left w:val="single" w:sz="4" w:color="D9D9D9"/>
               <w:right w:val="single" w:sz="4" w:color="D9D9D9"/>
             </w:tcBorders>
+            <w:shd w:fill="F1F5F7"/>
             <w:tcMar>
               <w:top w:w="85" w:type="dxa"/>
               <w:bottom w:w="85" w:type="dxa"/>
@@ -1993,13 +1993,13 @@
         <w:tc>
           <w:tcPr>
             <w:tcW w:type="dxa" w:w="1624"/>
-            <w:shd w:fill="F1F5F7"/>
             <w:tcBorders>
               <w:top w:val="single" w:sz="4" w:color="D9D9D9"/>
               <w:bottom w:val="single" w:sz="4" w:color="D9D9D9"/>
               <w:left w:val="single" w:sz="4" w:color="D9D9D9"/>
               <w:right w:val="single" w:sz="4" w:color="D9D9D9"/>
             </w:tcBorders>
+            <w:shd w:fill="F1F5F7"/>
             <w:tcMar>
               <w:top w:w="85" w:type="dxa"/>
               <w:bottom w:w="85" w:type="dxa"/>
@@ -2024,13 +2024,13 @@
         <w:tc>
           <w:tcPr>
             <w:tcW w:type="dxa" w:w="2030"/>
-            <w:shd w:fill="F1F5F7"/>
             <w:tcBorders>
               <w:top w:val="single" w:sz="4" w:color="D9D9D9"/>
               <w:bottom w:val="single" w:sz="4" w:color="D9D9D9"/>
               <w:left w:val="single" w:sz="4" w:color="D9D9D9"/>
               <w:right w:val="single" w:sz="4" w:color="D9D9D9"/>
             </w:tcBorders>
+            <w:shd w:fill="F1F5F7"/>
             <w:tcMar>
               <w:top w:w="85" w:type="dxa"/>
               <w:bottom w:w="85" w:type="dxa"/>
@@ -2055,13 +2055,13 @@
         <w:tc>
           <w:tcPr>
             <w:tcW w:type="dxa" w:w="2436"/>
-            <w:shd w:fill="F1F5F7"/>
             <w:tcBorders>
               <w:top w:val="single" w:sz="4" w:color="D9D9D9"/>
               <w:bottom w:val="single" w:sz="4" w:color="D9D9D9"/>
               <w:left w:val="single" w:sz="4" w:color="D9D9D9"/>
               <w:right w:val="single" w:sz="4" w:color="D9D9D9"/>
             </w:tcBorders>
+            <w:shd w:fill="F1F5F7"/>
             <w:tcMar>
               <w:top w:w="85" w:type="dxa"/>
               <w:bottom w:w="85" w:type="dxa"/>
@@ -2088,13 +2088,13 @@
         <w:tc>
           <w:tcPr>
             <w:tcW w:type="dxa" w:w="4061"/>
-            <w:shd w:fill="FFFFFF"/>
             <w:tcBorders>
               <w:top w:val="single" w:sz="4" w:color="D9D9D9"/>
               <w:bottom w:val="single" w:sz="4" w:color="D9D9D9"/>
               <w:left w:val="single" w:sz="4" w:color="D9D9D9"/>
               <w:right w:val="single" w:sz="4" w:color="D9D9D9"/>
             </w:tcBorders>
+            <w:shd w:fill="FFFFFF"/>
             <w:tcMar>
               <w:top w:w="85" w:type="dxa"/>
               <w:bottom w:w="85" w:type="dxa"/>
@@ -2119,13 +2119,13 @@
         <w:tc>
           <w:tcPr>
             <w:tcW w:type="dxa" w:w="1624"/>
-            <w:shd w:fill="FFFFFF"/>
             <w:tcBorders>
               <w:top w:val="single" w:sz="4" w:color="D9D9D9"/>
               <w:bottom w:val="single" w:sz="4" w:color="D9D9D9"/>
               <w:left w:val="single" w:sz="4" w:color="D9D9D9"/>
               <w:right w:val="single" w:sz="4" w:color="D9D9D9"/>
             </w:tcBorders>
+            <w:shd w:fill="FFFFFF"/>
             <w:tcMar>
               <w:top w:w="85" w:type="dxa"/>
               <w:bottom w:w="85" w:type="dxa"/>
@@ -2150,13 +2150,13 @@
         <w:tc>
           <w:tcPr>
             <w:tcW w:type="dxa" w:w="2030"/>
-            <w:shd w:fill="FFFFFF"/>
             <w:tcBorders>
               <w:top w:val="single" w:sz="4" w:color="D9D9D9"/>
               <w:bottom w:val="single" w:sz="4" w:color="D9D9D9"/>
               <w:left w:val="single" w:sz="4" w:color="D9D9D9"/>
               <w:right w:val="single" w:sz="4" w:color="D9D9D9"/>
             </w:tcBorders>
+            <w:shd w:fill="FFFFFF"/>
             <w:tcMar>
               <w:top w:w="85" w:type="dxa"/>
               <w:bottom w:w="85" w:type="dxa"/>
@@ -2180,13 +2180,13 @@
         <w:tc>
           <w:tcPr>
             <w:tcW w:type="dxa" w:w="2436"/>
-            <w:shd w:fill="FFFFFF"/>
             <w:tcBorders>
               <w:top w:val="single" w:sz="4" w:color="D9D9D9"/>
               <w:bottom w:val="single" w:sz="4" w:color="D9D9D9"/>
               <w:left w:val="single" w:sz="4" w:color="D9D9D9"/>
               <w:right w:val="single" w:sz="4" w:color="D9D9D9"/>
             </w:tcBorders>
+            <w:shd w:fill="FFFFFF"/>
             <w:tcMar>
               <w:top w:w="85" w:type="dxa"/>
               <w:bottom w:w="85" w:type="dxa"/>
@@ -2249,13 +2249,13 @@
         <w:tc>
           <w:tcPr>
             <w:tcW w:type="dxa" w:w="2233"/>
-            <w:shd w:fill="142D40"/>
             <w:tcBorders>
               <w:top w:val="single" w:sz="4" w:color="D9D9D9"/>
               <w:bottom w:val="single" w:sz="4" w:color="D9D9D9"/>
               <w:left w:val="single" w:sz="4" w:color="D9D9D9"/>
               <w:right w:val="single" w:sz="4" w:color="D9D9D9"/>
             </w:tcBorders>
+            <w:shd w:fill="142D40"/>
             <w:tcMar>
               <w:top w:w="85" w:type="dxa"/>
               <w:bottom w:w="85" w:type="dxa"/>
@@ -2280,13 +2280,13 @@
         <w:tc>
           <w:tcPr>
             <w:tcW w:type="dxa" w:w="5076"/>
-            <w:shd w:fill="142D40"/>
             <w:tcBorders>
               <w:top w:val="single" w:sz="4" w:color="D9D9D9"/>
               <w:bottom w:val="single" w:sz="4" w:color="D9D9D9"/>
               <w:left w:val="single" w:sz="4" w:color="D9D9D9"/>
               <w:right w:val="single" w:sz="4" w:color="D9D9D9"/>
             </w:tcBorders>
+            <w:shd w:fill="142D40"/>
             <w:tcMar>
               <w:top w:w="85" w:type="dxa"/>
               <w:bottom w:w="85" w:type="dxa"/>
@@ -2311,13 +2311,13 @@
         <w:tc>
           <w:tcPr>
             <w:tcW w:type="dxa" w:w="1218"/>
-            <w:shd w:fill="142D40"/>
             <w:tcBorders>
               <w:top w:val="single" w:sz="4" w:color="D9D9D9"/>
               <w:bottom w:val="single" w:sz="4" w:color="D9D9D9"/>
               <w:left w:val="single" w:sz="4" w:color="D9D9D9"/>
               <w:right w:val="single" w:sz="4" w:color="D9D9D9"/>
             </w:tcBorders>
+            <w:shd w:fill="142D40"/>
             <w:tcMar>
               <w:top w:w="85" w:type="dxa"/>
               <w:bottom w:w="85" w:type="dxa"/>
@@ -2342,13 +2342,13 @@
         <w:tc>
           <w:tcPr>
             <w:tcW w:type="dxa" w:w="1624"/>
-            <w:shd w:fill="142D40"/>
             <w:tcBorders>
               <w:top w:val="single" w:sz="4" w:color="D9D9D9"/>
               <w:bottom w:val="single" w:sz="4" w:color="D9D9D9"/>
               <w:left w:val="single" w:sz="4" w:color="D9D9D9"/>
               <w:right w:val="single" w:sz="4" w:color="D9D9D9"/>
             </w:tcBorders>
+            <w:shd w:fill="142D40"/>
             <w:tcMar>
               <w:top w:w="85" w:type="dxa"/>
               <w:bottom w:w="85" w:type="dxa"/>
@@ -2375,13 +2375,13 @@
         <w:tc>
           <w:tcPr>
             <w:tcW w:type="dxa" w:w="2233"/>
-            <w:shd w:fill="FFFFFF"/>
             <w:tcBorders>
               <w:top w:val="single" w:sz="4" w:color="D9D9D9"/>
               <w:bottom w:val="single" w:sz="4" w:color="D9D9D9"/>
               <w:left w:val="single" w:sz="4" w:color="D9D9D9"/>
               <w:right w:val="single" w:sz="4" w:color="D9D9D9"/>
             </w:tcBorders>
+            <w:shd w:fill="FFFFFF"/>
             <w:tcMar>
               <w:top w:w="85" w:type="dxa"/>
               <w:bottom w:w="85" w:type="dxa"/>
@@ -2406,13 +2406,13 @@
         <w:tc>
           <w:tcPr>
             <w:tcW w:type="dxa" w:w="5076"/>
-            <w:shd w:fill="FFFFFF"/>
             <w:tcBorders>
               <w:top w:val="single" w:sz="4" w:color="D9D9D9"/>
               <w:bottom w:val="single" w:sz="4" w:color="D9D9D9"/>
               <w:left w:val="single" w:sz="4" w:color="D9D9D9"/>
               <w:right w:val="single" w:sz="4" w:color="D9D9D9"/>
             </w:tcBorders>
+            <w:shd w:fill="FFFFFF"/>
             <w:tcMar>
               <w:top w:w="85" w:type="dxa"/>
               <w:bottom w:w="85" w:type="dxa"/>
@@ -2437,13 +2437,13 @@
         <w:tc>
           <w:tcPr>
             <w:tcW w:type="dxa" w:w="1218"/>
-            <w:shd w:fill="FFFFFF"/>
             <w:tcBorders>
               <w:top w:val="single" w:sz="4" w:color="D9D9D9"/>
               <w:bottom w:val="single" w:sz="4" w:color="D9D9D9"/>
               <w:left w:val="single" w:sz="4" w:color="D9D9D9"/>
               <w:right w:val="single" w:sz="4" w:color="D9D9D9"/>
             </w:tcBorders>
+            <w:shd w:fill="FFFFFF"/>
             <w:tcMar>
               <w:top w:w="85" w:type="dxa"/>
               <w:bottom w:w="85" w:type="dxa"/>
@@ -2468,13 +2468,13 @@
         <w:tc>
           <w:tcPr>
             <w:tcW w:type="dxa" w:w="1624"/>
-            <w:shd w:fill="FFFFFF"/>
             <w:tcBorders>
               <w:top w:val="single" w:sz="4" w:color="D9D9D9"/>
               <w:bottom w:val="single" w:sz="4" w:color="D9D9D9"/>
               <w:left w:val="single" w:sz="4" w:color="D9D9D9"/>
               <w:right w:val="single" w:sz="4" w:color="D9D9D9"/>
             </w:tcBorders>
+            <w:shd w:fill="FFFFFF"/>
             <w:tcMar>
               <w:top w:w="85" w:type="dxa"/>
               <w:bottom w:w="85" w:type="dxa"/>
@@ -2501,13 +2501,13 @@
         <w:tc>
           <w:tcPr>
             <w:tcW w:type="dxa" w:w="2233"/>
-            <w:shd w:fill="F1F5F7"/>
             <w:tcBorders>
               <w:top w:val="single" w:sz="4" w:color="D9D9D9"/>
               <w:bottom w:val="single" w:sz="4" w:color="D9D9D9"/>
               <w:left w:val="single" w:sz="4" w:color="D9D9D9"/>
               <w:right w:val="single" w:sz="4" w:color="D9D9D9"/>
             </w:tcBorders>
+            <w:shd w:fill="F1F5F7"/>
             <w:tcMar>
               <w:top w:w="85" w:type="dxa"/>
               <w:bottom w:w="85" w:type="dxa"/>
@@ -2532,13 +2532,13 @@
         <w:tc>
           <w:tcPr>
             <w:tcW w:type="dxa" w:w="5076"/>
-            <w:shd w:fill="F1F5F7"/>
             <w:tcBorders>
               <w:top w:val="single" w:sz="4" w:color="D9D9D9"/>
               <w:bottom w:val="single" w:sz="4" w:color="D9D9D9"/>
               <w:left w:val="single" w:sz="4" w:color="D9D9D9"/>
               <w:right w:val="single" w:sz="4" w:color="D9D9D9"/>
             </w:tcBorders>
+            <w:shd w:fill="F1F5F7"/>
             <w:tcMar>
               <w:top w:w="85" w:type="dxa"/>
               <w:bottom w:w="85" w:type="dxa"/>
@@ -2563,13 +2563,13 @@
         <w:tc>
           <w:tcPr>
             <w:tcW w:type="dxa" w:w="1218"/>
-            <w:shd w:fill="F1F5F7"/>
             <w:tcBorders>
               <w:top w:val="single" w:sz="4" w:color="D9D9D9"/>
               <w:bottom w:val="single" w:sz="4" w:color="D9D9D9"/>
               <w:left w:val="single" w:sz="4" w:color="D9D9D9"/>
               <w:right w:val="single" w:sz="4" w:color="D9D9D9"/>
             </w:tcBorders>
+            <w:shd w:fill="F1F5F7"/>
             <w:tcMar>
               <w:top w:w="85" w:type="dxa"/>
               <w:bottom w:w="85" w:type="dxa"/>
@@ -2594,13 +2594,13 @@
         <w:tc>
           <w:tcPr>
             <w:tcW w:type="dxa" w:w="1624"/>
-            <w:shd w:fill="F1F5F7"/>
             <w:tcBorders>
               <w:top w:val="single" w:sz="4" w:color="D9D9D9"/>
               <w:bottom w:val="single" w:sz="4" w:color="D9D9D9"/>
               <w:left w:val="single" w:sz="4" w:color="D9D9D9"/>
               <w:right w:val="single" w:sz="4" w:color="D9D9D9"/>
             </w:tcBorders>
+            <w:shd w:fill="F1F5F7"/>
             <w:tcMar>
               <w:top w:w="85" w:type="dxa"/>
               <w:bottom w:w="85" w:type="dxa"/>

--- a/resources/a-level-economics-inflation-two-households/A-Level-Economics-Inflation-Two-Households-Teacher.docx
+++ b/resources/a-level-economics-inflation-two-households/A-Level-Economics-Inflation-Two-Households-Teacher.docx
@@ -63,15 +63,15 @@
             <w:tcW w:type="dxa" w:w="3858"/>
             <w:tcBorders>
               <w:top w:val="single" w:sz="4" w:color="D9D9D9"/>
+              <w:left w:val="single" w:sz="4" w:color="D9D9D9"/>
               <w:bottom w:val="single" w:sz="4" w:color="D9D9D9"/>
-              <w:left w:val="single" w:sz="4" w:color="D9D9D9"/>
               <w:right w:val="single" w:sz="4" w:color="D9D9D9"/>
             </w:tcBorders>
             <w:shd w:fill="142D40"/>
             <w:tcMar>
               <w:top w:w="85" w:type="dxa"/>
+              <w:left w:w="85" w:type="dxa"/>
               <w:bottom w:w="85" w:type="dxa"/>
-              <w:left w:w="85" w:type="dxa"/>
               <w:right w:w="85" w:type="dxa"/>
             </w:tcMar>
           </w:tcPr>
@@ -94,15 +94,15 @@
             <w:tcW w:type="dxa" w:w="1218"/>
             <w:tcBorders>
               <w:top w:val="single" w:sz="4" w:color="D9D9D9"/>
+              <w:left w:val="single" w:sz="4" w:color="D9D9D9"/>
               <w:bottom w:val="single" w:sz="4" w:color="D9D9D9"/>
-              <w:left w:val="single" w:sz="4" w:color="D9D9D9"/>
               <w:right w:val="single" w:sz="4" w:color="D9D9D9"/>
             </w:tcBorders>
             <w:shd w:fill="142D40"/>
             <w:tcMar>
               <w:top w:w="85" w:type="dxa"/>
+              <w:left w:w="85" w:type="dxa"/>
               <w:bottom w:w="85" w:type="dxa"/>
-              <w:left w:w="85" w:type="dxa"/>
               <w:right w:w="85" w:type="dxa"/>
             </w:tcMar>
           </w:tcPr>
@@ -125,15 +125,15 @@
             <w:tcW w:type="dxa" w:w="5076"/>
             <w:tcBorders>
               <w:top w:val="single" w:sz="4" w:color="D9D9D9"/>
+              <w:left w:val="single" w:sz="4" w:color="D9D9D9"/>
               <w:bottom w:val="single" w:sz="4" w:color="D9D9D9"/>
-              <w:left w:val="single" w:sz="4" w:color="D9D9D9"/>
               <w:right w:val="single" w:sz="4" w:color="D9D9D9"/>
             </w:tcBorders>
             <w:shd w:fill="142D40"/>
             <w:tcMar>
               <w:top w:w="85" w:type="dxa"/>
+              <w:left w:w="85" w:type="dxa"/>
               <w:bottom w:w="85" w:type="dxa"/>
-              <w:left w:w="85" w:type="dxa"/>
               <w:right w:w="85" w:type="dxa"/>
             </w:tcMar>
           </w:tcPr>
@@ -158,15 +158,15 @@
             <w:tcW w:type="dxa" w:w="3858"/>
             <w:tcBorders>
               <w:top w:val="single" w:sz="4" w:color="D9D9D9"/>
+              <w:left w:val="single" w:sz="4" w:color="D9D9D9"/>
               <w:bottom w:val="single" w:sz="4" w:color="D9D9D9"/>
-              <w:left w:val="single" w:sz="4" w:color="D9D9D9"/>
               <w:right w:val="single" w:sz="4" w:color="D9D9D9"/>
             </w:tcBorders>
             <w:shd w:fill="FFFFFF"/>
             <w:tcMar>
               <w:top w:w="85" w:type="dxa"/>
+              <w:left w:w="85" w:type="dxa"/>
               <w:bottom w:w="85" w:type="dxa"/>
-              <w:left w:w="85" w:type="dxa"/>
               <w:right w:w="85" w:type="dxa"/>
             </w:tcMar>
           </w:tcPr>
@@ -189,15 +189,15 @@
             <w:tcW w:type="dxa" w:w="1218"/>
             <w:tcBorders>
               <w:top w:val="single" w:sz="4" w:color="D9D9D9"/>
+              <w:left w:val="single" w:sz="4" w:color="D9D9D9"/>
               <w:bottom w:val="single" w:sz="4" w:color="D9D9D9"/>
-              <w:left w:val="single" w:sz="4" w:color="D9D9D9"/>
               <w:right w:val="single" w:sz="4" w:color="D9D9D9"/>
             </w:tcBorders>
             <w:shd w:fill="FFFFFF"/>
             <w:tcMar>
               <w:top w:w="85" w:type="dxa"/>
+              <w:left w:w="85" w:type="dxa"/>
               <w:bottom w:w="85" w:type="dxa"/>
-              <w:left w:w="85" w:type="dxa"/>
               <w:right w:w="85" w:type="dxa"/>
             </w:tcMar>
           </w:tcPr>
@@ -220,15 +220,15 @@
             <w:tcW w:type="dxa" w:w="5076"/>
             <w:tcBorders>
               <w:top w:val="single" w:sz="4" w:color="D9D9D9"/>
+              <w:left w:val="single" w:sz="4" w:color="D9D9D9"/>
               <w:bottom w:val="single" w:sz="4" w:color="D9D9D9"/>
-              <w:left w:val="single" w:sz="4" w:color="D9D9D9"/>
               <w:right w:val="single" w:sz="4" w:color="D9D9D9"/>
             </w:tcBorders>
             <w:shd w:fill="FFFFFF"/>
             <w:tcMar>
               <w:top w:w="85" w:type="dxa"/>
+              <w:left w:w="85" w:type="dxa"/>
               <w:bottom w:w="85" w:type="dxa"/>
-              <w:left w:w="85" w:type="dxa"/>
               <w:right w:w="85" w:type="dxa"/>
             </w:tcMar>
           </w:tcPr>
@@ -253,15 +253,15 @@
             <w:tcW w:type="dxa" w:w="3858"/>
             <w:tcBorders>
               <w:top w:val="single" w:sz="4" w:color="D9D9D9"/>
+              <w:left w:val="single" w:sz="4" w:color="D9D9D9"/>
               <w:bottom w:val="single" w:sz="4" w:color="D9D9D9"/>
-              <w:left w:val="single" w:sz="4" w:color="D9D9D9"/>
               <w:right w:val="single" w:sz="4" w:color="D9D9D9"/>
             </w:tcBorders>
             <w:shd w:fill="F1F5F7"/>
             <w:tcMar>
               <w:top w:w="85" w:type="dxa"/>
+              <w:left w:w="85" w:type="dxa"/>
               <w:bottom w:w="85" w:type="dxa"/>
-              <w:left w:w="85" w:type="dxa"/>
               <w:right w:w="85" w:type="dxa"/>
             </w:tcMar>
           </w:tcPr>
@@ -284,15 +284,15 @@
             <w:tcW w:type="dxa" w:w="1218"/>
             <w:tcBorders>
               <w:top w:val="single" w:sz="4" w:color="D9D9D9"/>
+              <w:left w:val="single" w:sz="4" w:color="D9D9D9"/>
               <w:bottom w:val="single" w:sz="4" w:color="D9D9D9"/>
-              <w:left w:val="single" w:sz="4" w:color="D9D9D9"/>
               <w:right w:val="single" w:sz="4" w:color="D9D9D9"/>
             </w:tcBorders>
             <w:shd w:fill="F1F5F7"/>
             <w:tcMar>
               <w:top w:w="85" w:type="dxa"/>
+              <w:left w:w="85" w:type="dxa"/>
               <w:bottom w:w="85" w:type="dxa"/>
-              <w:left w:w="85" w:type="dxa"/>
               <w:right w:w="85" w:type="dxa"/>
             </w:tcMar>
           </w:tcPr>
@@ -315,15 +315,15 @@
             <w:tcW w:type="dxa" w:w="5076"/>
             <w:tcBorders>
               <w:top w:val="single" w:sz="4" w:color="D9D9D9"/>
+              <w:left w:val="single" w:sz="4" w:color="D9D9D9"/>
               <w:bottom w:val="single" w:sz="4" w:color="D9D9D9"/>
-              <w:left w:val="single" w:sz="4" w:color="D9D9D9"/>
               <w:right w:val="single" w:sz="4" w:color="D9D9D9"/>
             </w:tcBorders>
             <w:shd w:fill="F1F5F7"/>
             <w:tcMar>
               <w:top w:w="85" w:type="dxa"/>
+              <w:left w:w="85" w:type="dxa"/>
               <w:bottom w:w="85" w:type="dxa"/>
-              <w:left w:w="85" w:type="dxa"/>
               <w:right w:w="85" w:type="dxa"/>
             </w:tcMar>
           </w:tcPr>
@@ -348,15 +348,15 @@
             <w:tcW w:type="dxa" w:w="3858"/>
             <w:tcBorders>
               <w:top w:val="single" w:sz="4" w:color="D9D9D9"/>
+              <w:left w:val="single" w:sz="4" w:color="D9D9D9"/>
               <w:bottom w:val="single" w:sz="4" w:color="D9D9D9"/>
-              <w:left w:val="single" w:sz="4" w:color="D9D9D9"/>
               <w:right w:val="single" w:sz="4" w:color="D9D9D9"/>
             </w:tcBorders>
             <w:shd w:fill="FFFFFF"/>
             <w:tcMar>
               <w:top w:w="85" w:type="dxa"/>
+              <w:left w:w="85" w:type="dxa"/>
               <w:bottom w:w="85" w:type="dxa"/>
-              <w:left w:w="85" w:type="dxa"/>
               <w:right w:w="85" w:type="dxa"/>
             </w:tcMar>
           </w:tcPr>
@@ -379,15 +379,15 @@
             <w:tcW w:type="dxa" w:w="1218"/>
             <w:tcBorders>
               <w:top w:val="single" w:sz="4" w:color="D9D9D9"/>
+              <w:left w:val="single" w:sz="4" w:color="D9D9D9"/>
               <w:bottom w:val="single" w:sz="4" w:color="D9D9D9"/>
-              <w:left w:val="single" w:sz="4" w:color="D9D9D9"/>
               <w:right w:val="single" w:sz="4" w:color="D9D9D9"/>
             </w:tcBorders>
             <w:shd w:fill="FFFFFF"/>
             <w:tcMar>
               <w:top w:w="85" w:type="dxa"/>
+              <w:left w:w="85" w:type="dxa"/>
               <w:bottom w:w="85" w:type="dxa"/>
-              <w:left w:w="85" w:type="dxa"/>
               <w:right w:w="85" w:type="dxa"/>
             </w:tcMar>
           </w:tcPr>
@@ -410,15 +410,15 @@
             <w:tcW w:type="dxa" w:w="5076"/>
             <w:tcBorders>
               <w:top w:val="single" w:sz="4" w:color="D9D9D9"/>
+              <w:left w:val="single" w:sz="4" w:color="D9D9D9"/>
               <w:bottom w:val="single" w:sz="4" w:color="D9D9D9"/>
-              <w:left w:val="single" w:sz="4" w:color="D9D9D9"/>
               <w:right w:val="single" w:sz="4" w:color="D9D9D9"/>
             </w:tcBorders>
             <w:shd w:fill="FFFFFF"/>
             <w:tcMar>
               <w:top w:w="85" w:type="dxa"/>
+              <w:left w:w="85" w:type="dxa"/>
               <w:bottom w:w="85" w:type="dxa"/>
-              <w:left w:w="85" w:type="dxa"/>
               <w:right w:w="85" w:type="dxa"/>
             </w:tcMar>
           </w:tcPr>
@@ -443,15 +443,15 @@
             <w:tcW w:type="dxa" w:w="3858"/>
             <w:tcBorders>
               <w:top w:val="single" w:sz="4" w:color="D9D9D9"/>
+              <w:left w:val="single" w:sz="4" w:color="D9D9D9"/>
               <w:bottom w:val="single" w:sz="4" w:color="D9D9D9"/>
-              <w:left w:val="single" w:sz="4" w:color="D9D9D9"/>
               <w:right w:val="single" w:sz="4" w:color="D9D9D9"/>
             </w:tcBorders>
             <w:shd w:fill="F1F5F7"/>
             <w:tcMar>
               <w:top w:w="85" w:type="dxa"/>
+              <w:left w:w="85" w:type="dxa"/>
               <w:bottom w:w="85" w:type="dxa"/>
-              <w:left w:w="85" w:type="dxa"/>
               <w:right w:w="85" w:type="dxa"/>
             </w:tcMar>
           </w:tcPr>
@@ -474,15 +474,15 @@
             <w:tcW w:type="dxa" w:w="1218"/>
             <w:tcBorders>
               <w:top w:val="single" w:sz="4" w:color="D9D9D9"/>
+              <w:left w:val="single" w:sz="4" w:color="D9D9D9"/>
               <w:bottom w:val="single" w:sz="4" w:color="D9D9D9"/>
-              <w:left w:val="single" w:sz="4" w:color="D9D9D9"/>
               <w:right w:val="single" w:sz="4" w:color="D9D9D9"/>
             </w:tcBorders>
             <w:shd w:fill="F1F5F7"/>
             <w:tcMar>
               <w:top w:w="85" w:type="dxa"/>
+              <w:left w:w="85" w:type="dxa"/>
               <w:bottom w:w="85" w:type="dxa"/>
-              <w:left w:w="85" w:type="dxa"/>
               <w:right w:w="85" w:type="dxa"/>
             </w:tcMar>
           </w:tcPr>
@@ -505,15 +505,15 @@
             <w:tcW w:type="dxa" w:w="5076"/>
             <w:tcBorders>
               <w:top w:val="single" w:sz="4" w:color="D9D9D9"/>
+              <w:left w:val="single" w:sz="4" w:color="D9D9D9"/>
               <w:bottom w:val="single" w:sz="4" w:color="D9D9D9"/>
-              <w:left w:val="single" w:sz="4" w:color="D9D9D9"/>
               <w:right w:val="single" w:sz="4" w:color="D9D9D9"/>
             </w:tcBorders>
             <w:shd w:fill="F1F5F7"/>
             <w:tcMar>
               <w:top w:w="85" w:type="dxa"/>
+              <w:left w:w="85" w:type="dxa"/>
               <w:bottom w:w="85" w:type="dxa"/>
-              <w:left w:w="85" w:type="dxa"/>
               <w:right w:w="85" w:type="dxa"/>
             </w:tcMar>
           </w:tcPr>
@@ -538,15 +538,15 @@
             <w:tcW w:type="dxa" w:w="3858"/>
             <w:tcBorders>
               <w:top w:val="single" w:sz="4" w:color="D9D9D9"/>
+              <w:left w:val="single" w:sz="4" w:color="D9D9D9"/>
               <w:bottom w:val="single" w:sz="4" w:color="D9D9D9"/>
-              <w:left w:val="single" w:sz="4" w:color="D9D9D9"/>
               <w:right w:val="single" w:sz="4" w:color="D9D9D9"/>
             </w:tcBorders>
             <w:shd w:fill="FFFFFF"/>
             <w:tcMar>
               <w:top w:w="85" w:type="dxa"/>
+              <w:left w:w="85" w:type="dxa"/>
               <w:bottom w:w="85" w:type="dxa"/>
-              <w:left w:w="85" w:type="dxa"/>
               <w:right w:w="85" w:type="dxa"/>
             </w:tcMar>
           </w:tcPr>
@@ -569,15 +569,15 @@
             <w:tcW w:type="dxa" w:w="1218"/>
             <w:tcBorders>
               <w:top w:val="single" w:sz="4" w:color="D9D9D9"/>
+              <w:left w:val="single" w:sz="4" w:color="D9D9D9"/>
               <w:bottom w:val="single" w:sz="4" w:color="D9D9D9"/>
-              <w:left w:val="single" w:sz="4" w:color="D9D9D9"/>
               <w:right w:val="single" w:sz="4" w:color="D9D9D9"/>
             </w:tcBorders>
             <w:shd w:fill="FFFFFF"/>
             <w:tcMar>
               <w:top w:w="85" w:type="dxa"/>
+              <w:left w:w="85" w:type="dxa"/>
               <w:bottom w:w="85" w:type="dxa"/>
-              <w:left w:w="85" w:type="dxa"/>
               <w:right w:w="85" w:type="dxa"/>
             </w:tcMar>
           </w:tcPr>
@@ -600,15 +600,15 @@
             <w:tcW w:type="dxa" w:w="5076"/>
             <w:tcBorders>
               <w:top w:val="single" w:sz="4" w:color="D9D9D9"/>
+              <w:left w:val="single" w:sz="4" w:color="D9D9D9"/>
               <w:bottom w:val="single" w:sz="4" w:color="D9D9D9"/>
-              <w:left w:val="single" w:sz="4" w:color="D9D9D9"/>
               <w:right w:val="single" w:sz="4" w:color="D9D9D9"/>
             </w:tcBorders>
             <w:shd w:fill="FFFFFF"/>
             <w:tcMar>
               <w:top w:w="85" w:type="dxa"/>
+              <w:left w:w="85" w:type="dxa"/>
               <w:bottom w:w="85" w:type="dxa"/>
-              <w:left w:w="85" w:type="dxa"/>
               <w:right w:w="85" w:type="dxa"/>
             </w:tcMar>
           </w:tcPr>
@@ -633,15 +633,15 @@
             <w:tcW w:type="dxa" w:w="3858"/>
             <w:tcBorders>
               <w:top w:val="single" w:sz="4" w:color="D9D9D9"/>
+              <w:left w:val="single" w:sz="4" w:color="D9D9D9"/>
               <w:bottom w:val="single" w:sz="4" w:color="D9D9D9"/>
-              <w:left w:val="single" w:sz="4" w:color="D9D9D9"/>
               <w:right w:val="single" w:sz="4" w:color="D9D9D9"/>
             </w:tcBorders>
             <w:shd w:fill="F1F5F7"/>
             <w:tcMar>
               <w:top w:w="85" w:type="dxa"/>
+              <w:left w:w="85" w:type="dxa"/>
               <w:bottom w:w="85" w:type="dxa"/>
-              <w:left w:w="85" w:type="dxa"/>
               <w:right w:w="85" w:type="dxa"/>
             </w:tcMar>
           </w:tcPr>
@@ -664,15 +664,15 @@
             <w:tcW w:type="dxa" w:w="1218"/>
             <w:tcBorders>
               <w:top w:val="single" w:sz="4" w:color="D9D9D9"/>
+              <w:left w:val="single" w:sz="4" w:color="D9D9D9"/>
               <w:bottom w:val="single" w:sz="4" w:color="D9D9D9"/>
-              <w:left w:val="single" w:sz="4" w:color="D9D9D9"/>
               <w:right w:val="single" w:sz="4" w:color="D9D9D9"/>
             </w:tcBorders>
             <w:shd w:fill="F1F5F7"/>
             <w:tcMar>
               <w:top w:w="85" w:type="dxa"/>
+              <w:left w:w="85" w:type="dxa"/>
               <w:bottom w:w="85" w:type="dxa"/>
-              <w:left w:w="85" w:type="dxa"/>
               <w:right w:w="85" w:type="dxa"/>
             </w:tcMar>
           </w:tcPr>
@@ -695,15 +695,15 @@
             <w:tcW w:type="dxa" w:w="5076"/>
             <w:tcBorders>
               <w:top w:val="single" w:sz="4" w:color="D9D9D9"/>
+              <w:left w:val="single" w:sz="4" w:color="D9D9D9"/>
               <w:bottom w:val="single" w:sz="4" w:color="D9D9D9"/>
-              <w:left w:val="single" w:sz="4" w:color="D9D9D9"/>
               <w:right w:val="single" w:sz="4" w:color="D9D9D9"/>
             </w:tcBorders>
             <w:shd w:fill="F1F5F7"/>
             <w:tcMar>
               <w:top w:w="85" w:type="dxa"/>
+              <w:left w:w="85" w:type="dxa"/>
               <w:bottom w:w="85" w:type="dxa"/>
-              <w:left w:w="85" w:type="dxa"/>
               <w:right w:w="85" w:type="dxa"/>
             </w:tcMar>
           </w:tcPr>
@@ -728,15 +728,15 @@
             <w:tcW w:type="dxa" w:w="3858"/>
             <w:tcBorders>
               <w:top w:val="single" w:sz="4" w:color="D9D9D9"/>
+              <w:left w:val="single" w:sz="4" w:color="D9D9D9"/>
               <w:bottom w:val="single" w:sz="4" w:color="D9D9D9"/>
-              <w:left w:val="single" w:sz="4" w:color="D9D9D9"/>
               <w:right w:val="single" w:sz="4" w:color="D9D9D9"/>
             </w:tcBorders>
             <w:shd w:fill="FFFFFF"/>
             <w:tcMar>
               <w:top w:w="85" w:type="dxa"/>
+              <w:left w:w="85" w:type="dxa"/>
               <w:bottom w:w="85" w:type="dxa"/>
-              <w:left w:w="85" w:type="dxa"/>
               <w:right w:w="85" w:type="dxa"/>
             </w:tcMar>
           </w:tcPr>
@@ -759,15 +759,15 @@
             <w:tcW w:type="dxa" w:w="1218"/>
             <w:tcBorders>
               <w:top w:val="single" w:sz="4" w:color="D9D9D9"/>
+              <w:left w:val="single" w:sz="4" w:color="D9D9D9"/>
               <w:bottom w:val="single" w:sz="4" w:color="D9D9D9"/>
-              <w:left w:val="single" w:sz="4" w:color="D9D9D9"/>
               <w:right w:val="single" w:sz="4" w:color="D9D9D9"/>
             </w:tcBorders>
             <w:shd w:fill="FFFFFF"/>
             <w:tcMar>
               <w:top w:w="85" w:type="dxa"/>
+              <w:left w:w="85" w:type="dxa"/>
               <w:bottom w:w="85" w:type="dxa"/>
-              <w:left w:w="85" w:type="dxa"/>
               <w:right w:w="85" w:type="dxa"/>
             </w:tcMar>
           </w:tcPr>
@@ -790,15 +790,15 @@
             <w:tcW w:type="dxa" w:w="5076"/>
             <w:tcBorders>
               <w:top w:val="single" w:sz="4" w:color="D9D9D9"/>
+              <w:left w:val="single" w:sz="4" w:color="D9D9D9"/>
               <w:bottom w:val="single" w:sz="4" w:color="D9D9D9"/>
-              <w:left w:val="single" w:sz="4" w:color="D9D9D9"/>
               <w:right w:val="single" w:sz="4" w:color="D9D9D9"/>
             </w:tcBorders>
             <w:shd w:fill="FFFFFF"/>
             <w:tcMar>
               <w:top w:w="85" w:type="dxa"/>
+              <w:left w:w="85" w:type="dxa"/>
               <w:bottom w:w="85" w:type="dxa"/>
-              <w:left w:w="85" w:type="dxa"/>
               <w:right w:w="85" w:type="dxa"/>
             </w:tcMar>
           </w:tcPr>
@@ -823,15 +823,15 @@
             <w:tcW w:type="dxa" w:w="3858"/>
             <w:tcBorders>
               <w:top w:val="single" w:sz="4" w:color="D9D9D9"/>
+              <w:left w:val="single" w:sz="4" w:color="D9D9D9"/>
               <w:bottom w:val="single" w:sz="4" w:color="D9D9D9"/>
-              <w:left w:val="single" w:sz="4" w:color="D9D9D9"/>
               <w:right w:val="single" w:sz="4" w:color="D9D9D9"/>
             </w:tcBorders>
             <w:shd w:fill="F1F5F7"/>
             <w:tcMar>
               <w:top w:w="85" w:type="dxa"/>
+              <w:left w:w="85" w:type="dxa"/>
               <w:bottom w:w="85" w:type="dxa"/>
-              <w:left w:w="85" w:type="dxa"/>
               <w:right w:w="85" w:type="dxa"/>
             </w:tcMar>
           </w:tcPr>
@@ -854,15 +854,15 @@
             <w:tcW w:type="dxa" w:w="1218"/>
             <w:tcBorders>
               <w:top w:val="single" w:sz="4" w:color="D9D9D9"/>
+              <w:left w:val="single" w:sz="4" w:color="D9D9D9"/>
               <w:bottom w:val="single" w:sz="4" w:color="D9D9D9"/>
-              <w:left w:val="single" w:sz="4" w:color="D9D9D9"/>
               <w:right w:val="single" w:sz="4" w:color="D9D9D9"/>
             </w:tcBorders>
             <w:shd w:fill="F1F5F7"/>
             <w:tcMar>
               <w:top w:w="85" w:type="dxa"/>
+              <w:left w:w="85" w:type="dxa"/>
               <w:bottom w:w="85" w:type="dxa"/>
-              <w:left w:w="85" w:type="dxa"/>
               <w:right w:w="85" w:type="dxa"/>
             </w:tcMar>
           </w:tcPr>
@@ -885,15 +885,15 @@
             <w:tcW w:type="dxa" w:w="5076"/>
             <w:tcBorders>
               <w:top w:val="single" w:sz="4" w:color="D9D9D9"/>
+              <w:left w:val="single" w:sz="4" w:color="D9D9D9"/>
               <w:bottom w:val="single" w:sz="4" w:color="D9D9D9"/>
-              <w:left w:val="single" w:sz="4" w:color="D9D9D9"/>
               <w:right w:val="single" w:sz="4" w:color="D9D9D9"/>
             </w:tcBorders>
             <w:shd w:fill="F1F5F7"/>
             <w:tcMar>
               <w:top w:w="85" w:type="dxa"/>
+              <w:left w:w="85" w:type="dxa"/>
               <w:bottom w:w="85" w:type="dxa"/>
-              <w:left w:w="85" w:type="dxa"/>
               <w:right w:w="85" w:type="dxa"/>
             </w:tcMar>
           </w:tcPr>
@@ -962,15 +962,15 @@
             <w:tcW w:type="dxa" w:w="3655"/>
             <w:tcBorders>
               <w:top w:val="single" w:sz="4" w:color="D9D9D9"/>
+              <w:left w:val="single" w:sz="4" w:color="D9D9D9"/>
               <w:bottom w:val="single" w:sz="4" w:color="D9D9D9"/>
-              <w:left w:val="single" w:sz="4" w:color="D9D9D9"/>
               <w:right w:val="single" w:sz="4" w:color="D9D9D9"/>
             </w:tcBorders>
             <w:shd w:fill="142D40"/>
             <w:tcMar>
               <w:top w:w="85" w:type="dxa"/>
+              <w:left w:w="85" w:type="dxa"/>
               <w:bottom w:w="85" w:type="dxa"/>
-              <w:left w:w="85" w:type="dxa"/>
               <w:right w:w="85" w:type="dxa"/>
             </w:tcMar>
           </w:tcPr>
@@ -993,15 +993,15 @@
             <w:tcW w:type="dxa" w:w="2030"/>
             <w:tcBorders>
               <w:top w:val="single" w:sz="4" w:color="D9D9D9"/>
+              <w:left w:val="single" w:sz="4" w:color="D9D9D9"/>
               <w:bottom w:val="single" w:sz="4" w:color="D9D9D9"/>
-              <w:left w:val="single" w:sz="4" w:color="D9D9D9"/>
               <w:right w:val="single" w:sz="4" w:color="D9D9D9"/>
             </w:tcBorders>
             <w:shd w:fill="142D40"/>
             <w:tcMar>
               <w:top w:w="85" w:type="dxa"/>
+              <w:left w:w="85" w:type="dxa"/>
               <w:bottom w:w="85" w:type="dxa"/>
-              <w:left w:w="85" w:type="dxa"/>
               <w:right w:w="85" w:type="dxa"/>
             </w:tcMar>
           </w:tcPr>
@@ -1024,15 +1024,15 @@
             <w:tcW w:type="dxa" w:w="4467"/>
             <w:tcBorders>
               <w:top w:val="single" w:sz="4" w:color="D9D9D9"/>
+              <w:left w:val="single" w:sz="4" w:color="D9D9D9"/>
               <w:bottom w:val="single" w:sz="4" w:color="D9D9D9"/>
-              <w:left w:val="single" w:sz="4" w:color="D9D9D9"/>
               <w:right w:val="single" w:sz="4" w:color="D9D9D9"/>
             </w:tcBorders>
             <w:shd w:fill="142D40"/>
             <w:tcMar>
               <w:top w:w="85" w:type="dxa"/>
+              <w:left w:w="85" w:type="dxa"/>
               <w:bottom w:w="85" w:type="dxa"/>
-              <w:left w:w="85" w:type="dxa"/>
               <w:right w:w="85" w:type="dxa"/>
             </w:tcMar>
           </w:tcPr>
@@ -1057,15 +1057,15 @@
             <w:tcW w:type="dxa" w:w="3655"/>
             <w:tcBorders>
               <w:top w:val="single" w:sz="4" w:color="D9D9D9"/>
+              <w:left w:val="single" w:sz="4" w:color="D9D9D9"/>
               <w:bottom w:val="single" w:sz="4" w:color="D9D9D9"/>
-              <w:left w:val="single" w:sz="4" w:color="D9D9D9"/>
               <w:right w:val="single" w:sz="4" w:color="D9D9D9"/>
             </w:tcBorders>
             <w:shd w:fill="FFFFFF"/>
             <w:tcMar>
               <w:top w:w="85" w:type="dxa"/>
+              <w:left w:w="85" w:type="dxa"/>
               <w:bottom w:w="85" w:type="dxa"/>
-              <w:left w:w="85" w:type="dxa"/>
               <w:right w:w="85" w:type="dxa"/>
             </w:tcMar>
           </w:tcPr>
@@ -1088,15 +1088,15 @@
             <w:tcW w:type="dxa" w:w="2030"/>
             <w:tcBorders>
               <w:top w:val="single" w:sz="4" w:color="D9D9D9"/>
+              <w:left w:val="single" w:sz="4" w:color="D9D9D9"/>
               <w:bottom w:val="single" w:sz="4" w:color="D9D9D9"/>
-              <w:left w:val="single" w:sz="4" w:color="D9D9D9"/>
               <w:right w:val="single" w:sz="4" w:color="D9D9D9"/>
             </w:tcBorders>
             <w:shd w:fill="FFFFFF"/>
             <w:tcMar>
               <w:top w:w="85" w:type="dxa"/>
+              <w:left w:w="85" w:type="dxa"/>
               <w:bottom w:w="85" w:type="dxa"/>
-              <w:left w:w="85" w:type="dxa"/>
               <w:right w:w="85" w:type="dxa"/>
             </w:tcMar>
           </w:tcPr>
@@ -1119,15 +1119,15 @@
             <w:tcW w:type="dxa" w:w="4467"/>
             <w:tcBorders>
               <w:top w:val="single" w:sz="4" w:color="D9D9D9"/>
+              <w:left w:val="single" w:sz="4" w:color="D9D9D9"/>
               <w:bottom w:val="single" w:sz="4" w:color="D9D9D9"/>
-              <w:left w:val="single" w:sz="4" w:color="D9D9D9"/>
               <w:right w:val="single" w:sz="4" w:color="D9D9D9"/>
             </w:tcBorders>
             <w:shd w:fill="FFFFFF"/>
             <w:tcMar>
               <w:top w:w="85" w:type="dxa"/>
+              <w:left w:w="85" w:type="dxa"/>
               <w:bottom w:w="85" w:type="dxa"/>
-              <w:left w:w="85" w:type="dxa"/>
               <w:right w:w="85" w:type="dxa"/>
             </w:tcMar>
           </w:tcPr>
@@ -1152,15 +1152,15 @@
             <w:tcW w:type="dxa" w:w="3655"/>
             <w:tcBorders>
               <w:top w:val="single" w:sz="4" w:color="D9D9D9"/>
+              <w:left w:val="single" w:sz="4" w:color="D9D9D9"/>
               <w:bottom w:val="single" w:sz="4" w:color="D9D9D9"/>
-              <w:left w:val="single" w:sz="4" w:color="D9D9D9"/>
               <w:right w:val="single" w:sz="4" w:color="D9D9D9"/>
             </w:tcBorders>
             <w:shd w:fill="F1F5F7"/>
             <w:tcMar>
               <w:top w:w="85" w:type="dxa"/>
+              <w:left w:w="85" w:type="dxa"/>
               <w:bottom w:w="85" w:type="dxa"/>
-              <w:left w:w="85" w:type="dxa"/>
               <w:right w:w="85" w:type="dxa"/>
             </w:tcMar>
           </w:tcPr>
@@ -1183,15 +1183,15 @@
             <w:tcW w:type="dxa" w:w="2030"/>
             <w:tcBorders>
               <w:top w:val="single" w:sz="4" w:color="D9D9D9"/>
+              <w:left w:val="single" w:sz="4" w:color="D9D9D9"/>
               <w:bottom w:val="single" w:sz="4" w:color="D9D9D9"/>
-              <w:left w:val="single" w:sz="4" w:color="D9D9D9"/>
               <w:right w:val="single" w:sz="4" w:color="D9D9D9"/>
             </w:tcBorders>
             <w:shd w:fill="F1F5F7"/>
             <w:tcMar>
               <w:top w:w="85" w:type="dxa"/>
+              <w:left w:w="85" w:type="dxa"/>
               <w:bottom w:w="85" w:type="dxa"/>
-              <w:left w:w="85" w:type="dxa"/>
               <w:right w:w="85" w:type="dxa"/>
             </w:tcMar>
           </w:tcPr>
@@ -1214,15 +1214,15 @@
             <w:tcW w:type="dxa" w:w="4467"/>
             <w:tcBorders>
               <w:top w:val="single" w:sz="4" w:color="D9D9D9"/>
+              <w:left w:val="single" w:sz="4" w:color="D9D9D9"/>
               <w:bottom w:val="single" w:sz="4" w:color="D9D9D9"/>
-              <w:left w:val="single" w:sz="4" w:color="D9D9D9"/>
               <w:right w:val="single" w:sz="4" w:color="D9D9D9"/>
             </w:tcBorders>
             <w:shd w:fill="F1F5F7"/>
             <w:tcMar>
               <w:top w:w="85" w:type="dxa"/>
+              <w:left w:w="85" w:type="dxa"/>
               <w:bottom w:w="85" w:type="dxa"/>
-              <w:left w:w="85" w:type="dxa"/>
               <w:right w:w="85" w:type="dxa"/>
             </w:tcMar>
           </w:tcPr>
@@ -1247,15 +1247,15 @@
             <w:tcW w:type="dxa" w:w="3655"/>
             <w:tcBorders>
               <w:top w:val="single" w:sz="4" w:color="D9D9D9"/>
+              <w:left w:val="single" w:sz="4" w:color="D9D9D9"/>
               <w:bottom w:val="single" w:sz="4" w:color="D9D9D9"/>
-              <w:left w:val="single" w:sz="4" w:color="D9D9D9"/>
               <w:right w:val="single" w:sz="4" w:color="D9D9D9"/>
             </w:tcBorders>
             <w:shd w:fill="FFFFFF"/>
             <w:tcMar>
               <w:top w:w="85" w:type="dxa"/>
+              <w:left w:w="85" w:type="dxa"/>
               <w:bottom w:w="85" w:type="dxa"/>
-              <w:left w:w="85" w:type="dxa"/>
               <w:right w:w="85" w:type="dxa"/>
             </w:tcMar>
           </w:tcPr>
@@ -1278,15 +1278,15 @@
             <w:tcW w:type="dxa" w:w="2030"/>
             <w:tcBorders>
               <w:top w:val="single" w:sz="4" w:color="D9D9D9"/>
+              <w:left w:val="single" w:sz="4" w:color="D9D9D9"/>
               <w:bottom w:val="single" w:sz="4" w:color="D9D9D9"/>
-              <w:left w:val="single" w:sz="4" w:color="D9D9D9"/>
               <w:right w:val="single" w:sz="4" w:color="D9D9D9"/>
             </w:tcBorders>
             <w:shd w:fill="FFFFFF"/>
             <w:tcMar>
               <w:top w:w="85" w:type="dxa"/>
+              <w:left w:w="85" w:type="dxa"/>
               <w:bottom w:w="85" w:type="dxa"/>
-              <w:left w:w="85" w:type="dxa"/>
               <w:right w:w="85" w:type="dxa"/>
             </w:tcMar>
           </w:tcPr>
@@ -1309,15 +1309,15 @@
             <w:tcW w:type="dxa" w:w="4467"/>
             <w:tcBorders>
               <w:top w:val="single" w:sz="4" w:color="D9D9D9"/>
+              <w:left w:val="single" w:sz="4" w:color="D9D9D9"/>
               <w:bottom w:val="single" w:sz="4" w:color="D9D9D9"/>
-              <w:left w:val="single" w:sz="4" w:color="D9D9D9"/>
               <w:right w:val="single" w:sz="4" w:color="D9D9D9"/>
             </w:tcBorders>
             <w:shd w:fill="FFFFFF"/>
             <w:tcMar>
               <w:top w:w="85" w:type="dxa"/>
+              <w:left w:w="85" w:type="dxa"/>
               <w:bottom w:w="85" w:type="dxa"/>
-              <w:left w:w="85" w:type="dxa"/>
               <w:right w:w="85" w:type="dxa"/>
             </w:tcMar>
           </w:tcPr>
@@ -1342,15 +1342,15 @@
             <w:tcW w:type="dxa" w:w="3655"/>
             <w:tcBorders>
               <w:top w:val="single" w:sz="4" w:color="D9D9D9"/>
+              <w:left w:val="single" w:sz="4" w:color="D9D9D9"/>
               <w:bottom w:val="single" w:sz="4" w:color="D9D9D9"/>
-              <w:left w:val="single" w:sz="4" w:color="D9D9D9"/>
               <w:right w:val="single" w:sz="4" w:color="D9D9D9"/>
             </w:tcBorders>
             <w:shd w:fill="F1F5F7"/>
             <w:tcMar>
               <w:top w:w="85" w:type="dxa"/>
+              <w:left w:w="85" w:type="dxa"/>
               <w:bottom w:w="85" w:type="dxa"/>
-              <w:left w:w="85" w:type="dxa"/>
               <w:right w:w="85" w:type="dxa"/>
             </w:tcMar>
           </w:tcPr>
@@ -1373,15 +1373,15 @@
             <w:tcW w:type="dxa" w:w="2030"/>
             <w:tcBorders>
               <w:top w:val="single" w:sz="4" w:color="D9D9D9"/>
+              <w:left w:val="single" w:sz="4" w:color="D9D9D9"/>
               <w:bottom w:val="single" w:sz="4" w:color="D9D9D9"/>
-              <w:left w:val="single" w:sz="4" w:color="D9D9D9"/>
               <w:right w:val="single" w:sz="4" w:color="D9D9D9"/>
             </w:tcBorders>
             <w:shd w:fill="F1F5F7"/>
             <w:tcMar>
               <w:top w:w="85" w:type="dxa"/>
+              <w:left w:w="85" w:type="dxa"/>
               <w:bottom w:w="85" w:type="dxa"/>
-              <w:left w:w="85" w:type="dxa"/>
               <w:right w:w="85" w:type="dxa"/>
             </w:tcMar>
           </w:tcPr>
@@ -1404,15 +1404,15 @@
             <w:tcW w:type="dxa" w:w="4467"/>
             <w:tcBorders>
               <w:top w:val="single" w:sz="4" w:color="D9D9D9"/>
+              <w:left w:val="single" w:sz="4" w:color="D9D9D9"/>
               <w:bottom w:val="single" w:sz="4" w:color="D9D9D9"/>
-              <w:left w:val="single" w:sz="4" w:color="D9D9D9"/>
               <w:right w:val="single" w:sz="4" w:color="D9D9D9"/>
             </w:tcBorders>
             <w:shd w:fill="F1F5F7"/>
             <w:tcMar>
               <w:top w:w="85" w:type="dxa"/>
+              <w:left w:w="85" w:type="dxa"/>
               <w:bottom w:w="85" w:type="dxa"/>
-              <w:left w:w="85" w:type="dxa"/>
               <w:right w:w="85" w:type="dxa"/>
             </w:tcMar>
           </w:tcPr>
@@ -1460,15 +1460,15 @@
             <w:tcW w:type="dxa" w:w="4061"/>
             <w:tcBorders>
               <w:top w:val="single" w:sz="4" w:color="D9D9D9"/>
+              <w:left w:val="single" w:sz="4" w:color="D9D9D9"/>
               <w:bottom w:val="single" w:sz="4" w:color="D9D9D9"/>
-              <w:left w:val="single" w:sz="4" w:color="D9D9D9"/>
               <w:right w:val="single" w:sz="4" w:color="D9D9D9"/>
             </w:tcBorders>
             <w:shd w:fill="142D40"/>
             <w:tcMar>
               <w:top w:w="85" w:type="dxa"/>
+              <w:left w:w="85" w:type="dxa"/>
               <w:bottom w:w="85" w:type="dxa"/>
-              <w:left w:w="85" w:type="dxa"/>
               <w:right w:w="85" w:type="dxa"/>
             </w:tcMar>
           </w:tcPr>
@@ -1491,15 +1491,15 @@
             <w:tcW w:type="dxa" w:w="1624"/>
             <w:tcBorders>
               <w:top w:val="single" w:sz="4" w:color="D9D9D9"/>
+              <w:left w:val="single" w:sz="4" w:color="D9D9D9"/>
               <w:bottom w:val="single" w:sz="4" w:color="D9D9D9"/>
-              <w:left w:val="single" w:sz="4" w:color="D9D9D9"/>
               <w:right w:val="single" w:sz="4" w:color="D9D9D9"/>
             </w:tcBorders>
             <w:shd w:fill="142D40"/>
             <w:tcMar>
               <w:top w:w="85" w:type="dxa"/>
+              <w:left w:w="85" w:type="dxa"/>
               <w:bottom w:w="85" w:type="dxa"/>
-              <w:left w:w="85" w:type="dxa"/>
               <w:right w:w="85" w:type="dxa"/>
             </w:tcMar>
           </w:tcPr>
@@ -1522,15 +1522,15 @@
             <w:tcW w:type="dxa" w:w="2030"/>
             <w:tcBorders>
               <w:top w:val="single" w:sz="4" w:color="D9D9D9"/>
+              <w:left w:val="single" w:sz="4" w:color="D9D9D9"/>
               <w:bottom w:val="single" w:sz="4" w:color="D9D9D9"/>
-              <w:left w:val="single" w:sz="4" w:color="D9D9D9"/>
               <w:right w:val="single" w:sz="4" w:color="D9D9D9"/>
             </w:tcBorders>
             <w:shd w:fill="142D40"/>
             <w:tcMar>
               <w:top w:w="85" w:type="dxa"/>
+              <w:left w:w="85" w:type="dxa"/>
               <w:bottom w:w="85" w:type="dxa"/>
-              <w:left w:w="85" w:type="dxa"/>
               <w:right w:w="85" w:type="dxa"/>
             </w:tcMar>
           </w:tcPr>
@@ -1553,15 +1553,15 @@
             <w:tcW w:type="dxa" w:w="2436"/>
             <w:tcBorders>
               <w:top w:val="single" w:sz="4" w:color="D9D9D9"/>
+              <w:left w:val="single" w:sz="4" w:color="D9D9D9"/>
               <w:bottom w:val="single" w:sz="4" w:color="D9D9D9"/>
-              <w:left w:val="single" w:sz="4" w:color="D9D9D9"/>
               <w:right w:val="single" w:sz="4" w:color="D9D9D9"/>
             </w:tcBorders>
             <w:shd w:fill="142D40"/>
             <w:tcMar>
               <w:top w:w="85" w:type="dxa"/>
+              <w:left w:w="85" w:type="dxa"/>
               <w:bottom w:w="85" w:type="dxa"/>
-              <w:left w:w="85" w:type="dxa"/>
               <w:right w:w="85" w:type="dxa"/>
             </w:tcMar>
           </w:tcPr>
@@ -1586,15 +1586,15 @@
             <w:tcW w:type="dxa" w:w="4061"/>
             <w:tcBorders>
               <w:top w:val="single" w:sz="4" w:color="D9D9D9"/>
+              <w:left w:val="single" w:sz="4" w:color="D9D9D9"/>
               <w:bottom w:val="single" w:sz="4" w:color="D9D9D9"/>
-              <w:left w:val="single" w:sz="4" w:color="D9D9D9"/>
               <w:right w:val="single" w:sz="4" w:color="D9D9D9"/>
             </w:tcBorders>
             <w:shd w:fill="FFFFFF"/>
             <w:tcMar>
               <w:top w:w="85" w:type="dxa"/>
+              <w:left w:w="85" w:type="dxa"/>
               <w:bottom w:w="85" w:type="dxa"/>
-              <w:left w:w="85" w:type="dxa"/>
               <w:right w:w="85" w:type="dxa"/>
             </w:tcMar>
           </w:tcPr>
@@ -1617,15 +1617,15 @@
             <w:tcW w:type="dxa" w:w="1624"/>
             <w:tcBorders>
               <w:top w:val="single" w:sz="4" w:color="D9D9D9"/>
+              <w:left w:val="single" w:sz="4" w:color="D9D9D9"/>
               <w:bottom w:val="single" w:sz="4" w:color="D9D9D9"/>
-              <w:left w:val="single" w:sz="4" w:color="D9D9D9"/>
               <w:right w:val="single" w:sz="4" w:color="D9D9D9"/>
             </w:tcBorders>
             <w:shd w:fill="FFFFFF"/>
             <w:tcMar>
               <w:top w:w="85" w:type="dxa"/>
+              <w:left w:w="85" w:type="dxa"/>
               <w:bottom w:w="85" w:type="dxa"/>
-              <w:left w:w="85" w:type="dxa"/>
               <w:right w:w="85" w:type="dxa"/>
             </w:tcMar>
           </w:tcPr>
@@ -1648,15 +1648,15 @@
             <w:tcW w:type="dxa" w:w="2030"/>
             <w:tcBorders>
               <w:top w:val="single" w:sz="4" w:color="D9D9D9"/>
+              <w:left w:val="single" w:sz="4" w:color="D9D9D9"/>
               <w:bottom w:val="single" w:sz="4" w:color="D9D9D9"/>
-              <w:left w:val="single" w:sz="4" w:color="D9D9D9"/>
               <w:right w:val="single" w:sz="4" w:color="D9D9D9"/>
             </w:tcBorders>
             <w:shd w:fill="FFFFFF"/>
             <w:tcMar>
               <w:top w:w="85" w:type="dxa"/>
+              <w:left w:w="85" w:type="dxa"/>
               <w:bottom w:w="85" w:type="dxa"/>
-              <w:left w:w="85" w:type="dxa"/>
               <w:right w:w="85" w:type="dxa"/>
             </w:tcMar>
           </w:tcPr>
@@ -1679,15 +1679,15 @@
             <w:tcW w:type="dxa" w:w="2436"/>
             <w:tcBorders>
               <w:top w:val="single" w:sz="4" w:color="D9D9D9"/>
+              <w:left w:val="single" w:sz="4" w:color="D9D9D9"/>
               <w:bottom w:val="single" w:sz="4" w:color="D9D9D9"/>
-              <w:left w:val="single" w:sz="4" w:color="D9D9D9"/>
               <w:right w:val="single" w:sz="4" w:color="D9D9D9"/>
             </w:tcBorders>
             <w:shd w:fill="FFFFFF"/>
             <w:tcMar>
               <w:top w:w="85" w:type="dxa"/>
+              <w:left w:w="85" w:type="dxa"/>
               <w:bottom w:w="85" w:type="dxa"/>
-              <w:left w:w="85" w:type="dxa"/>
               <w:right w:w="85" w:type="dxa"/>
             </w:tcMar>
           </w:tcPr>
@@ -1712,15 +1712,15 @@
             <w:tcW w:type="dxa" w:w="4061"/>
             <w:tcBorders>
               <w:top w:val="single" w:sz="4" w:color="D9D9D9"/>
+              <w:left w:val="single" w:sz="4" w:color="D9D9D9"/>
               <w:bottom w:val="single" w:sz="4" w:color="D9D9D9"/>
-              <w:left w:val="single" w:sz="4" w:color="D9D9D9"/>
               <w:right w:val="single" w:sz="4" w:color="D9D9D9"/>
             </w:tcBorders>
             <w:shd w:fill="F1F5F7"/>
             <w:tcMar>
               <w:top w:w="85" w:type="dxa"/>
+              <w:left w:w="85" w:type="dxa"/>
               <w:bottom w:w="85" w:type="dxa"/>
-              <w:left w:w="85" w:type="dxa"/>
               <w:right w:w="85" w:type="dxa"/>
             </w:tcMar>
           </w:tcPr>
@@ -1743,15 +1743,15 @@
             <w:tcW w:type="dxa" w:w="1624"/>
             <w:tcBorders>
               <w:top w:val="single" w:sz="4" w:color="D9D9D9"/>
+              <w:left w:val="single" w:sz="4" w:color="D9D9D9"/>
               <w:bottom w:val="single" w:sz="4" w:color="D9D9D9"/>
-              <w:left w:val="single" w:sz="4" w:color="D9D9D9"/>
               <w:right w:val="single" w:sz="4" w:color="D9D9D9"/>
             </w:tcBorders>
             <w:shd w:fill="F1F5F7"/>
             <w:tcMar>
               <w:top w:w="85" w:type="dxa"/>
+              <w:left w:w="85" w:type="dxa"/>
               <w:bottom w:w="85" w:type="dxa"/>
-              <w:left w:w="85" w:type="dxa"/>
               <w:right w:w="85" w:type="dxa"/>
             </w:tcMar>
           </w:tcPr>
@@ -1774,15 +1774,15 @@
             <w:tcW w:type="dxa" w:w="2030"/>
             <w:tcBorders>
               <w:top w:val="single" w:sz="4" w:color="D9D9D9"/>
+              <w:left w:val="single" w:sz="4" w:color="D9D9D9"/>
               <w:bottom w:val="single" w:sz="4" w:color="D9D9D9"/>
-              <w:left w:val="single" w:sz="4" w:color="D9D9D9"/>
               <w:right w:val="single" w:sz="4" w:color="D9D9D9"/>
             </w:tcBorders>
             <w:shd w:fill="F1F5F7"/>
             <w:tcMar>
               <w:top w:w="85" w:type="dxa"/>
+              <w:left w:w="85" w:type="dxa"/>
               <w:bottom w:w="85" w:type="dxa"/>
-              <w:left w:w="85" w:type="dxa"/>
               <w:right w:w="85" w:type="dxa"/>
             </w:tcMar>
           </w:tcPr>
@@ -1805,15 +1805,15 @@
             <w:tcW w:type="dxa" w:w="2436"/>
             <w:tcBorders>
               <w:top w:val="single" w:sz="4" w:color="D9D9D9"/>
+              <w:left w:val="single" w:sz="4" w:color="D9D9D9"/>
               <w:bottom w:val="single" w:sz="4" w:color="D9D9D9"/>
-              <w:left w:val="single" w:sz="4" w:color="D9D9D9"/>
               <w:right w:val="single" w:sz="4" w:color="D9D9D9"/>
             </w:tcBorders>
             <w:shd w:fill="F1F5F7"/>
             <w:tcMar>
               <w:top w:w="85" w:type="dxa"/>
+              <w:left w:w="85" w:type="dxa"/>
               <w:bottom w:w="85" w:type="dxa"/>
-              <w:left w:w="85" w:type="dxa"/>
               <w:right w:w="85" w:type="dxa"/>
             </w:tcMar>
           </w:tcPr>
@@ -1838,15 +1838,15 @@
             <w:tcW w:type="dxa" w:w="4061"/>
             <w:tcBorders>
               <w:top w:val="single" w:sz="4" w:color="D9D9D9"/>
+              <w:left w:val="single" w:sz="4" w:color="D9D9D9"/>
               <w:bottom w:val="single" w:sz="4" w:color="D9D9D9"/>
-              <w:left w:val="single" w:sz="4" w:color="D9D9D9"/>
               <w:right w:val="single" w:sz="4" w:color="D9D9D9"/>
             </w:tcBorders>
             <w:shd w:fill="FFFFFF"/>
             <w:tcMar>
               <w:top w:w="85" w:type="dxa"/>
+              <w:left w:w="85" w:type="dxa"/>
               <w:bottom w:w="85" w:type="dxa"/>
-              <w:left w:w="85" w:type="dxa"/>
               <w:right w:w="85" w:type="dxa"/>
             </w:tcMar>
           </w:tcPr>
@@ -1869,15 +1869,15 @@
             <w:tcW w:type="dxa" w:w="1624"/>
             <w:tcBorders>
               <w:top w:val="single" w:sz="4" w:color="D9D9D9"/>
+              <w:left w:val="single" w:sz="4" w:color="D9D9D9"/>
               <w:bottom w:val="single" w:sz="4" w:color="D9D9D9"/>
-              <w:left w:val="single" w:sz="4" w:color="D9D9D9"/>
               <w:right w:val="single" w:sz="4" w:color="D9D9D9"/>
             </w:tcBorders>
             <w:shd w:fill="FFFFFF"/>
             <w:tcMar>
               <w:top w:w="85" w:type="dxa"/>
+              <w:left w:w="85" w:type="dxa"/>
               <w:bottom w:w="85" w:type="dxa"/>
-              <w:left w:w="85" w:type="dxa"/>
               <w:right w:w="85" w:type="dxa"/>
             </w:tcMar>
           </w:tcPr>
@@ -1900,15 +1900,15 @@
             <w:tcW w:type="dxa" w:w="2030"/>
             <w:tcBorders>
               <w:top w:val="single" w:sz="4" w:color="D9D9D9"/>
+              <w:left w:val="single" w:sz="4" w:color="D9D9D9"/>
               <w:bottom w:val="single" w:sz="4" w:color="D9D9D9"/>
-              <w:left w:val="single" w:sz="4" w:color="D9D9D9"/>
               <w:right w:val="single" w:sz="4" w:color="D9D9D9"/>
             </w:tcBorders>
             <w:shd w:fill="FFFFFF"/>
             <w:tcMar>
               <w:top w:w="85" w:type="dxa"/>
+              <w:left w:w="85" w:type="dxa"/>
               <w:bottom w:w="85" w:type="dxa"/>
-              <w:left w:w="85" w:type="dxa"/>
               <w:right w:w="85" w:type="dxa"/>
             </w:tcMar>
           </w:tcPr>
@@ -1931,15 +1931,15 @@
             <w:tcW w:type="dxa" w:w="2436"/>
             <w:tcBorders>
               <w:top w:val="single" w:sz="4" w:color="D9D9D9"/>
+              <w:left w:val="single" w:sz="4" w:color="D9D9D9"/>
               <w:bottom w:val="single" w:sz="4" w:color="D9D9D9"/>
-              <w:left w:val="single" w:sz="4" w:color="D9D9D9"/>
               <w:right w:val="single" w:sz="4" w:color="D9D9D9"/>
             </w:tcBorders>
             <w:shd w:fill="FFFFFF"/>
             <w:tcMar>
               <w:top w:w="85" w:type="dxa"/>
+              <w:left w:w="85" w:type="dxa"/>
               <w:bottom w:w="85" w:type="dxa"/>
-              <w:left w:w="85" w:type="dxa"/>
               <w:right w:w="85" w:type="dxa"/>
             </w:tcMar>
           </w:tcPr>
@@ -1964,15 +1964,15 @@
             <w:tcW w:type="dxa" w:w="4061"/>
             <w:tcBorders>
               <w:top w:val="single" w:sz="4" w:color="D9D9D9"/>
+              <w:left w:val="single" w:sz="4" w:color="D9D9D9"/>
               <w:bottom w:val="single" w:sz="4" w:color="D9D9D9"/>
-              <w:left w:val="single" w:sz="4" w:color="D9D9D9"/>
               <w:right w:val="single" w:sz="4" w:color="D9D9D9"/>
             </w:tcBorders>
             <w:shd w:fill="F1F5F7"/>
             <w:tcMar>
               <w:top w:w="85" w:type="dxa"/>
+              <w:left w:w="85" w:type="dxa"/>
               <w:bottom w:w="85" w:type="dxa"/>
-              <w:left w:w="85" w:type="dxa"/>
               <w:right w:w="85" w:type="dxa"/>
             </w:tcMar>
           </w:tcPr>
@@ -1995,15 +1995,15 @@
             <w:tcW w:type="dxa" w:w="1624"/>
             <w:tcBorders>
               <w:top w:val="single" w:sz="4" w:color="D9D9D9"/>
+              <w:left w:val="single" w:sz="4" w:color="D9D9D9"/>
               <w:bottom w:val="single" w:sz="4" w:color="D9D9D9"/>
-              <w:left w:val="single" w:sz="4" w:color="D9D9D9"/>
               <w:right w:val="single" w:sz="4" w:color="D9D9D9"/>
             </w:tcBorders>
             <w:shd w:fill="F1F5F7"/>
             <w:tcMar>
               <w:top w:w="85" w:type="dxa"/>
+              <w:left w:w="85" w:type="dxa"/>
               <w:bottom w:w="85" w:type="dxa"/>
-              <w:left w:w="85" w:type="dxa"/>
               <w:right w:w="85" w:type="dxa"/>
             </w:tcMar>
           </w:tcPr>
@@ -2026,15 +2026,15 @@
             <w:tcW w:type="dxa" w:w="2030"/>
             <w:tcBorders>
               <w:top w:val="single" w:sz="4" w:color="D9D9D9"/>
+              <w:left w:val="single" w:sz="4" w:color="D9D9D9"/>
               <w:bottom w:val="single" w:sz="4" w:color="D9D9D9"/>
-              <w:left w:val="single" w:sz="4" w:color="D9D9D9"/>
               <w:right w:val="single" w:sz="4" w:color="D9D9D9"/>
             </w:tcBorders>
             <w:shd w:fill="F1F5F7"/>
             <w:tcMar>
               <w:top w:w="85" w:type="dxa"/>
+              <w:left w:w="85" w:type="dxa"/>
               <w:bottom w:w="85" w:type="dxa"/>
-              <w:left w:w="85" w:type="dxa"/>
               <w:right w:w="85" w:type="dxa"/>
             </w:tcMar>
           </w:tcPr>
@@ -2057,15 +2057,15 @@
             <w:tcW w:type="dxa" w:w="2436"/>
             <w:tcBorders>
               <w:top w:val="single" w:sz="4" w:color="D9D9D9"/>
+              <w:left w:val="single" w:sz="4" w:color="D9D9D9"/>
               <w:bottom w:val="single" w:sz="4" w:color="D9D9D9"/>
-              <w:left w:val="single" w:sz="4" w:color="D9D9D9"/>
               <w:right w:val="single" w:sz="4" w:color="D9D9D9"/>
             </w:tcBorders>
             <w:shd w:fill="F1F5F7"/>
             <w:tcMar>
               <w:top w:w="85" w:type="dxa"/>
+              <w:left w:w="85" w:type="dxa"/>
               <w:bottom w:w="85" w:type="dxa"/>
-              <w:left w:w="85" w:type="dxa"/>
               <w:right w:w="85" w:type="dxa"/>
             </w:tcMar>
           </w:tcPr>
@@ -2090,15 +2090,15 @@
             <w:tcW w:type="dxa" w:w="4061"/>
             <w:tcBorders>
               <w:top w:val="single" w:sz="4" w:color="D9D9D9"/>
+              <w:left w:val="single" w:sz="4" w:color="D9D9D9"/>
               <w:bottom w:val="single" w:sz="4" w:color="D9D9D9"/>
-              <w:left w:val="single" w:sz="4" w:color="D9D9D9"/>
               <w:right w:val="single" w:sz="4" w:color="D9D9D9"/>
             </w:tcBorders>
             <w:shd w:fill="FFFFFF"/>
             <w:tcMar>
               <w:top w:w="85" w:type="dxa"/>
+              <w:left w:w="85" w:type="dxa"/>
               <w:bottom w:w="85" w:type="dxa"/>
-              <w:left w:w="85" w:type="dxa"/>
               <w:right w:w="85" w:type="dxa"/>
             </w:tcMar>
           </w:tcPr>
@@ -2121,15 +2121,15 @@
             <w:tcW w:type="dxa" w:w="1624"/>
             <w:tcBorders>
               <w:top w:val="single" w:sz="4" w:color="D9D9D9"/>
+              <w:left w:val="single" w:sz="4" w:color="D9D9D9"/>
               <w:bottom w:val="single" w:sz="4" w:color="D9D9D9"/>
-              <w:left w:val="single" w:sz="4" w:color="D9D9D9"/>
               <w:right w:val="single" w:sz="4" w:color="D9D9D9"/>
             </w:tcBorders>
             <w:shd w:fill="FFFFFF"/>
             <w:tcMar>
               <w:top w:w="85" w:type="dxa"/>
+              <w:left w:w="85" w:type="dxa"/>
               <w:bottom w:w="85" w:type="dxa"/>
-              <w:left w:w="85" w:type="dxa"/>
               <w:right w:w="85" w:type="dxa"/>
             </w:tcMar>
           </w:tcPr>
@@ -2152,15 +2152,15 @@
             <w:tcW w:type="dxa" w:w="2030"/>
             <w:tcBorders>
               <w:top w:val="single" w:sz="4" w:color="D9D9D9"/>
+              <w:left w:val="single" w:sz="4" w:color="D9D9D9"/>
               <w:bottom w:val="single" w:sz="4" w:color="D9D9D9"/>
-              <w:left w:val="single" w:sz="4" w:color="D9D9D9"/>
               <w:right w:val="single" w:sz="4" w:color="D9D9D9"/>
             </w:tcBorders>
             <w:shd w:fill="FFFFFF"/>
             <w:tcMar>
               <w:top w:w="85" w:type="dxa"/>
+              <w:left w:w="85" w:type="dxa"/>
               <w:bottom w:w="85" w:type="dxa"/>
-              <w:left w:w="85" w:type="dxa"/>
               <w:right w:w="85" w:type="dxa"/>
             </w:tcMar>
           </w:tcPr>
@@ -2182,15 +2182,15 @@
             <w:tcW w:type="dxa" w:w="2436"/>
             <w:tcBorders>
               <w:top w:val="single" w:sz="4" w:color="D9D9D9"/>
+              <w:left w:val="single" w:sz="4" w:color="D9D9D9"/>
               <w:bottom w:val="single" w:sz="4" w:color="D9D9D9"/>
-              <w:left w:val="single" w:sz="4" w:color="D9D9D9"/>
               <w:right w:val="single" w:sz="4" w:color="D9D9D9"/>
             </w:tcBorders>
             <w:shd w:fill="FFFFFF"/>
             <w:tcMar>
               <w:top w:w="85" w:type="dxa"/>
+              <w:left w:w="85" w:type="dxa"/>
               <w:bottom w:w="85" w:type="dxa"/>
-              <w:left w:w="85" w:type="dxa"/>
               <w:right w:w="85" w:type="dxa"/>
             </w:tcMar>
           </w:tcPr>
@@ -2251,15 +2251,15 @@
             <w:tcW w:type="dxa" w:w="2233"/>
             <w:tcBorders>
               <w:top w:val="single" w:sz="4" w:color="D9D9D9"/>
+              <w:left w:val="single" w:sz="4" w:color="D9D9D9"/>
               <w:bottom w:val="single" w:sz="4" w:color="D9D9D9"/>
-              <w:left w:val="single" w:sz="4" w:color="D9D9D9"/>
               <w:right w:val="single" w:sz="4" w:color="D9D9D9"/>
             </w:tcBorders>
             <w:shd w:fill="142D40"/>
             <w:tcMar>
               <w:top w:w="85" w:type="dxa"/>
+              <w:left w:w="85" w:type="dxa"/>
               <w:bottom w:w="85" w:type="dxa"/>
-              <w:left w:w="85" w:type="dxa"/>
               <w:right w:w="85" w:type="dxa"/>
             </w:tcMar>
           </w:tcPr>
@@ -2282,15 +2282,15 @@
             <w:tcW w:type="dxa" w:w="5076"/>
             <w:tcBorders>
               <w:top w:val="single" w:sz="4" w:color="D9D9D9"/>
+              <w:left w:val="single" w:sz="4" w:color="D9D9D9"/>
               <w:bottom w:val="single" w:sz="4" w:color="D9D9D9"/>
-              <w:left w:val="single" w:sz="4" w:color="D9D9D9"/>
               <w:right w:val="single" w:sz="4" w:color="D9D9D9"/>
             </w:tcBorders>
             <w:shd w:fill="142D40"/>
             <w:tcMar>
               <w:top w:w="85" w:type="dxa"/>
+              <w:left w:w="85" w:type="dxa"/>
               <w:bottom w:w="85" w:type="dxa"/>
-              <w:left w:w="85" w:type="dxa"/>
               <w:right w:w="85" w:type="dxa"/>
             </w:tcMar>
           </w:tcPr>
@@ -2313,15 +2313,15 @@
             <w:tcW w:type="dxa" w:w="1218"/>
             <w:tcBorders>
               <w:top w:val="single" w:sz="4" w:color="D9D9D9"/>
+              <w:left w:val="single" w:sz="4" w:color="D9D9D9"/>
               <w:bottom w:val="single" w:sz="4" w:color="D9D9D9"/>
-              <w:left w:val="single" w:sz="4" w:color="D9D9D9"/>
               <w:right w:val="single" w:sz="4" w:color="D9D9D9"/>
             </w:tcBorders>
             <w:shd w:fill="142D40"/>
             <w:tcMar>
               <w:top w:w="85" w:type="dxa"/>
+              <w:left w:w="85" w:type="dxa"/>
               <w:bottom w:w="85" w:type="dxa"/>
-              <w:left w:w="85" w:type="dxa"/>
               <w:right w:w="85" w:type="dxa"/>
             </w:tcMar>
           </w:tcPr>
@@ -2344,15 +2344,15 @@
             <w:tcW w:type="dxa" w:w="1624"/>
             <w:tcBorders>
               <w:top w:val="single" w:sz="4" w:color="D9D9D9"/>
+              <w:left w:val="single" w:sz="4" w:color="D9D9D9"/>
               <w:bottom w:val="single" w:sz="4" w:color="D9D9D9"/>
-              <w:left w:val="single" w:sz="4" w:color="D9D9D9"/>
               <w:right w:val="single" w:sz="4" w:color="D9D9D9"/>
             </w:tcBorders>
             <w:shd w:fill="142D40"/>
             <w:tcMar>
               <w:top w:w="85" w:type="dxa"/>
+              <w:left w:w="85" w:type="dxa"/>
               <w:bottom w:w="85" w:type="dxa"/>
-              <w:left w:w="85" w:type="dxa"/>
               <w:right w:w="85" w:type="dxa"/>
             </w:tcMar>
           </w:tcPr>
@@ -2377,15 +2377,15 @@
             <w:tcW w:type="dxa" w:w="2233"/>
             <w:tcBorders>
               <w:top w:val="single" w:sz="4" w:color="D9D9D9"/>
+              <w:left w:val="single" w:sz="4" w:color="D9D9D9"/>
               <w:bottom w:val="single" w:sz="4" w:color="D9D9D9"/>
-              <w:left w:val="single" w:sz="4" w:color="D9D9D9"/>
               <w:right w:val="single" w:sz="4" w:color="D9D9D9"/>
             </w:tcBorders>
             <w:shd w:fill="FFFFFF"/>
             <w:tcMar>
               <w:top w:w="85" w:type="dxa"/>
+              <w:left w:w="85" w:type="dxa"/>
               <w:bottom w:w="85" w:type="dxa"/>
-              <w:left w:w="85" w:type="dxa"/>
               <w:right w:w="85" w:type="dxa"/>
             </w:tcMar>
           </w:tcPr>
@@ -2408,15 +2408,15 @@
             <w:tcW w:type="dxa" w:w="5076"/>
             <w:tcBorders>
               <w:top w:val="single" w:sz="4" w:color="D9D9D9"/>
+              <w:left w:val="single" w:sz="4" w:color="D9D9D9"/>
               <w:bottom w:val="single" w:sz="4" w:color="D9D9D9"/>
-              <w:left w:val="single" w:sz="4" w:color="D9D9D9"/>
               <w:right w:val="single" w:sz="4" w:color="D9D9D9"/>
             </w:tcBorders>
             <w:shd w:fill="FFFFFF"/>
             <w:tcMar>
               <w:top w:w="85" w:type="dxa"/>
+              <w:left w:w="85" w:type="dxa"/>
               <w:bottom w:w="85" w:type="dxa"/>
-              <w:left w:w="85" w:type="dxa"/>
               <w:right w:w="85" w:type="dxa"/>
             </w:tcMar>
           </w:tcPr>
@@ -2439,15 +2439,15 @@
             <w:tcW w:type="dxa" w:w="1218"/>
             <w:tcBorders>
               <w:top w:val="single" w:sz="4" w:color="D9D9D9"/>
+              <w:left w:val="single" w:sz="4" w:color="D9D9D9"/>
               <w:bottom w:val="single" w:sz="4" w:color="D9D9D9"/>
-              <w:left w:val="single" w:sz="4" w:color="D9D9D9"/>
               <w:right w:val="single" w:sz="4" w:color="D9D9D9"/>
             </w:tcBorders>
             <w:shd w:fill="FFFFFF"/>
             <w:tcMar>
               <w:top w:w="85" w:type="dxa"/>
+              <w:left w:w="85" w:type="dxa"/>
               <w:bottom w:w="85" w:type="dxa"/>
-              <w:left w:w="85" w:type="dxa"/>
               <w:right w:w="85" w:type="dxa"/>
             </w:tcMar>
           </w:tcPr>
@@ -2470,15 +2470,15 @@
             <w:tcW w:type="dxa" w:w="1624"/>
             <w:tcBorders>
               <w:top w:val="single" w:sz="4" w:color="D9D9D9"/>
+              <w:left w:val="single" w:sz="4" w:color="D9D9D9"/>
               <w:bottom w:val="single" w:sz="4" w:color="D9D9D9"/>
-              <w:left w:val="single" w:sz="4" w:color="D9D9D9"/>
               <w:right w:val="single" w:sz="4" w:color="D9D9D9"/>
             </w:tcBorders>
             <w:shd w:fill="FFFFFF"/>
             <w:tcMar>
               <w:top w:w="85" w:type="dxa"/>
+              <w:left w:w="85" w:type="dxa"/>
               <w:bottom w:w="85" w:type="dxa"/>
-              <w:left w:w="85" w:type="dxa"/>
               <w:right w:w="85" w:type="dxa"/>
             </w:tcMar>
           </w:tcPr>
@@ -2503,15 +2503,15 @@
             <w:tcW w:type="dxa" w:w="2233"/>
             <w:tcBorders>
               <w:top w:val="single" w:sz="4" w:color="D9D9D9"/>
+              <w:left w:val="single" w:sz="4" w:color="D9D9D9"/>
               <w:bottom w:val="single" w:sz="4" w:color="D9D9D9"/>
-              <w:left w:val="single" w:sz="4" w:color="D9D9D9"/>
               <w:right w:val="single" w:sz="4" w:color="D9D9D9"/>
             </w:tcBorders>
             <w:shd w:fill="F1F5F7"/>
             <w:tcMar>
               <w:top w:w="85" w:type="dxa"/>
+              <w:left w:w="85" w:type="dxa"/>
               <w:bottom w:w="85" w:type="dxa"/>
-              <w:left w:w="85" w:type="dxa"/>
               <w:right w:w="85" w:type="dxa"/>
             </w:tcMar>
           </w:tcPr>
@@ -2534,15 +2534,15 @@
             <w:tcW w:type="dxa" w:w="5076"/>
             <w:tcBorders>
               <w:top w:val="single" w:sz="4" w:color="D9D9D9"/>
+              <w:left w:val="single" w:sz="4" w:color="D9D9D9"/>
               <w:bottom w:val="single" w:sz="4" w:color="D9D9D9"/>
-              <w:left w:val="single" w:sz="4" w:color="D9D9D9"/>
               <w:right w:val="single" w:sz="4" w:color="D9D9D9"/>
             </w:tcBorders>
             <w:shd w:fill="F1F5F7"/>
             <w:tcMar>
               <w:top w:w="85" w:type="dxa"/>
+              <w:left w:w="85" w:type="dxa"/>
               <w:bottom w:w="85" w:type="dxa"/>
-              <w:left w:w="85" w:type="dxa"/>
               <w:right w:w="85" w:type="dxa"/>
             </w:tcMar>
           </w:tcPr>
@@ -2565,15 +2565,15 @@
             <w:tcW w:type="dxa" w:w="1218"/>
             <w:tcBorders>
               <w:top w:val="single" w:sz="4" w:color="D9D9D9"/>
+              <w:left w:val="single" w:sz="4" w:color="D9D9D9"/>
               <w:bottom w:val="single" w:sz="4" w:color="D9D9D9"/>
-              <w:left w:val="single" w:sz="4" w:color="D9D9D9"/>
               <w:right w:val="single" w:sz="4" w:color="D9D9D9"/>
             </w:tcBorders>
             <w:shd w:fill="F1F5F7"/>
             <w:tcMar>
               <w:top w:w="85" w:type="dxa"/>
+              <w:left w:w="85" w:type="dxa"/>
               <w:bottom w:w="85" w:type="dxa"/>
-              <w:left w:w="85" w:type="dxa"/>
               <w:right w:w="85" w:type="dxa"/>
             </w:tcMar>
           </w:tcPr>
@@ -2596,15 +2596,15 @@
             <w:tcW w:type="dxa" w:w="1624"/>
             <w:tcBorders>
               <w:top w:val="single" w:sz="4" w:color="D9D9D9"/>
+              <w:left w:val="single" w:sz="4" w:color="D9D9D9"/>
               <w:bottom w:val="single" w:sz="4" w:color="D9D9D9"/>
-              <w:left w:val="single" w:sz="4" w:color="D9D9D9"/>
               <w:right w:val="single" w:sz="4" w:color="D9D9D9"/>
             </w:tcBorders>
             <w:shd w:fill="F1F5F7"/>
             <w:tcMar>
               <w:top w:w="85" w:type="dxa"/>
+              <w:left w:w="85" w:type="dxa"/>
               <w:bottom w:w="85" w:type="dxa"/>
-              <w:left w:w="85" w:type="dxa"/>
               <w:right w:w="85" w:type="dxa"/>
             </w:tcMar>
           </w:tcPr>
